--- a/Presentation.docx
+++ b/Presentation.docx
@@ -37,12 +37,57 @@
         <w:rPr/>
         <w:t xml:space="preserve">  </w:t>
       </w:r>
+      <w:r>
+        <w:br/>
+      </w:r>
     </w:p>
     <w:p>
       <w:pPr>
         <w:pStyle w:val="Normal"/>
         <w:ind w:left="0"/>
       </w:pPr>
+      <w:r>
+        <w:rPr>
+          <w:b w:val="1"/>
+          <w:bCs w:val="1"/>
+          <w:sz w:val="32"/>
+          <w:szCs w:val="32"/>
+          <w:u w:val="single"/>
+        </w:rPr>
+        <w:t xml:space="preserve">Cloud </w:t>
+      </w:r>
+      <w:r>
+        <w:rPr>
+          <w:b w:val="1"/>
+          <w:bCs w:val="1"/>
+          <w:sz w:val="32"/>
+          <w:szCs w:val="32"/>
+          <w:u w:val="single"/>
+        </w:rPr>
+        <w:t xml:space="preserve">&amp; Cloud </w:t>
+      </w:r>
+      <w:r>
+        <w:rPr>
+          <w:b w:val="1"/>
+          <w:bCs w:val="1"/>
+          <w:sz w:val="32"/>
+          <w:szCs w:val="32"/>
+          <w:u w:val="single"/>
+        </w:rPr>
+        <w:t>Computing</w:t>
+      </w:r>
+      <w:r>
+        <w:br/>
+      </w:r>
+      <w:r>
+        <w:br/>
+      </w:r>
+      <w:r>
+        <w:rPr>
+          <w:u w:val="single"/>
+        </w:rPr>
+        <w:t>1. Cloud</w:t>
+      </w:r>
     </w:p>
     <w:p>
       <w:pPr>
@@ -50,35 +95,1154 @@
         <w:ind w:left="0"/>
       </w:pPr>
       <w:r>
+        <w:rPr/>
+        <w:t xml:space="preserve">The "cloud" refers to a network of servers, typically hosted on the internet, that store, manage, and process data and applications. </w:t>
+      </w:r>
+      <w:r>
+        <w:br/>
+      </w:r>
+      <w:r>
+        <w:br/>
+      </w:r>
+      <w:r>
+        <w:rPr/>
+        <w:t xml:space="preserve">These servers are often housed in data centers around the world. </w:t>
+      </w:r>
+      <w:r>
+        <w:br/>
+      </w:r>
+      <w:r>
+        <w:br/>
+      </w:r>
+      <w:r>
+        <w:rPr/>
+        <w:t xml:space="preserve">The term "cloud" is derived from the use of a cloud symbol to </w:t>
+      </w:r>
+      <w:r>
+        <w:rPr/>
+        <w:t>represent</w:t>
+      </w:r>
+      <w:r>
+        <w:rPr/>
+        <w:t xml:space="preserve"> the complex infrastructure it </w:t>
+      </w:r>
+      <w:r>
+        <w:rPr/>
+        <w:t>comprises</w:t>
+      </w:r>
+      <w:r>
+        <w:rPr/>
+        <w:t xml:space="preserve"> in diagrams and presentations.</w:t>
+      </w:r>
+      <w:r>
+        <w:br/>
+      </w:r>
+    </w:p>
+    <w:p>
+      <w:pPr>
+        <w:pStyle w:val="Normal"/>
         <w:rPr>
           <w:u w:val="single"/>
         </w:rPr>
-        <w:t xml:space="preserve">Cloud </w:t>
-      </w:r>
+      </w:pPr>
       <w:r>
         <w:rPr>
           <w:u w:val="single"/>
         </w:rPr>
-        <w:t xml:space="preserve">&amp; Cloud </w:t>
+        <w:t>2. Difference between cloud and cloud computing</w:t>
+      </w:r>
+    </w:p>
+    <w:p>
+      <w:pPr>
+        <w:pStyle w:val="Normal"/>
+      </w:pPr>
+      <w:r>
+        <w:br/>
+      </w:r>
+      <w:r>
+        <w:rPr/>
+        <w:t>The "cloud" refers to the infrastructure itself, while "cloud computing" refers to the delivery of computing services over the internet using that infrastructure.</w:t>
+      </w:r>
+    </w:p>
+    <w:p>
+      <w:pPr>
+        <w:pStyle w:val="Normal"/>
+        <w:ind w:left="0"/>
+      </w:pPr>
+      <w:r>
+        <w:br/>
       </w:r>
       <w:r>
         <w:rPr>
           <w:u w:val="single"/>
         </w:rPr>
-        <w:t>Computing</w:t>
-      </w:r>
-      <w:r>
-        <w:br/>
-      </w:r>
-      <w:r>
-        <w:br/>
+        <w:t>3</w:t>
       </w:r>
       <w:r>
         <w:rPr>
           <w:u w:val="single"/>
         </w:rPr>
-        <w:t>1. Cloud</w:t>
-      </w:r>
+        <w:t>. Cloud computing</w:t>
+      </w:r>
+      <w:r>
+        <w:br/>
+      </w:r>
+      <w:r>
+        <w:br/>
+      </w:r>
+      <w:r>
+        <w:rPr/>
+        <w:t>Cloud computing is the on-demand access of computing resources—physical servers or virtual servers, data storage, networking capabilities, application development tools, software and more—over the internet with pay-per-use pricing.</w:t>
+      </w:r>
+    </w:p>
+    <w:p>
+      <w:pPr>
+        <w:pStyle w:val="Normal"/>
+      </w:pPr>
+      <w:r>
+        <w:rPr>
+          <w:rFonts w:ascii="IBM Plex Sans" w:hAnsi="IBM Plex Sans" w:eastAsia="IBM Plex Sans" w:cs="IBM Plex Sans"/>
+          <w:b w:val="0"/>
+          <w:bCs w:val="0"/>
+          <w:i w:val="0"/>
+          <w:iCs w:val="0"/>
+          <w:caps w:val="0"/>
+          <w:smallCaps w:val="0"/>
+          <w:noProof w:val="0"/>
+          <w:color w:val="161616"/>
+          <w:sz w:val="24"/>
+          <w:szCs w:val="24"/>
+          <w:lang w:val="en-US"/>
+        </w:rPr>
+        <w:t>The cloud computing model offers</w:t>
+      </w:r>
+      <w:r>
+        <w:rPr>
+          <w:rFonts w:ascii="IBM Plex Sans" w:hAnsi="IBM Plex Sans" w:eastAsia="IBM Plex Sans" w:cs="IBM Plex Sans"/>
+          <w:b w:val="0"/>
+          <w:bCs w:val="0"/>
+          <w:i w:val="0"/>
+          <w:iCs w:val="0"/>
+          <w:caps w:val="0"/>
+          <w:smallCaps w:val="0"/>
+          <w:noProof w:val="0"/>
+          <w:color w:val="161616"/>
+          <w:sz w:val="24"/>
+          <w:szCs w:val="24"/>
+          <w:lang w:val="en-US"/>
+        </w:rPr>
+        <w:t xml:space="preserve">: </w:t>
+      </w:r>
+      <w:r>
+        <w:br/>
+      </w:r>
+      <w:r>
+        <w:rPr>
+          <w:rFonts w:ascii="IBM Plex Sans" w:hAnsi="IBM Plex Sans" w:eastAsia="IBM Plex Sans" w:cs="IBM Plex Sans"/>
+          <w:b w:val="0"/>
+          <w:bCs w:val="0"/>
+          <w:i w:val="0"/>
+          <w:iCs w:val="0"/>
+          <w:caps w:val="0"/>
+          <w:smallCaps w:val="0"/>
+          <w:noProof w:val="0"/>
+          <w:color w:val="161616"/>
+          <w:sz w:val="24"/>
+          <w:szCs w:val="24"/>
+          <w:lang w:val="en-US"/>
+        </w:rPr>
+        <w:t xml:space="preserve">Cost Effectiveness </w:t>
+      </w:r>
+      <w:r>
+        <w:br/>
+      </w:r>
+      <w:r>
+        <w:rPr>
+          <w:rFonts w:ascii="IBM Plex Sans" w:hAnsi="IBM Plex Sans" w:eastAsia="IBM Plex Sans" w:cs="IBM Plex Sans"/>
+          <w:b w:val="0"/>
+          <w:bCs w:val="0"/>
+          <w:i w:val="0"/>
+          <w:iCs w:val="0"/>
+          <w:caps w:val="0"/>
+          <w:smallCaps w:val="0"/>
+          <w:noProof w:val="0"/>
+          <w:color w:val="161616"/>
+          <w:sz w:val="24"/>
+          <w:szCs w:val="24"/>
+          <w:lang w:val="en-US"/>
+        </w:rPr>
+        <w:t>Speed and Agility</w:t>
+      </w:r>
+      <w:r>
+        <w:br/>
+      </w:r>
+      <w:r>
+        <w:rPr>
+          <w:rFonts w:ascii="IBM Plex Sans" w:hAnsi="IBM Plex Sans" w:eastAsia="IBM Plex Sans" w:cs="IBM Plex Sans"/>
+          <w:b w:val="0"/>
+          <w:bCs w:val="0"/>
+          <w:i w:val="0"/>
+          <w:iCs w:val="0"/>
+          <w:caps w:val="0"/>
+          <w:smallCaps w:val="0"/>
+          <w:noProof w:val="0"/>
+          <w:color w:val="161616"/>
+          <w:sz w:val="24"/>
+          <w:szCs w:val="24"/>
+          <w:lang w:val="en-US"/>
+        </w:rPr>
+        <w:t>Scalability</w:t>
+      </w:r>
+      <w:r>
+        <w:br/>
+      </w:r>
+      <w:r>
+        <w:rPr>
+          <w:rFonts w:ascii="IBM Plex Sans" w:hAnsi="IBM Plex Sans" w:eastAsia="IBM Plex Sans" w:cs="IBM Plex Sans"/>
+          <w:b w:val="0"/>
+          <w:bCs w:val="0"/>
+          <w:i w:val="0"/>
+          <w:iCs w:val="0"/>
+          <w:caps w:val="0"/>
+          <w:smallCaps w:val="0"/>
+          <w:noProof w:val="0"/>
+          <w:color w:val="161616"/>
+          <w:sz w:val="24"/>
+          <w:szCs w:val="24"/>
+          <w:lang w:val="en-US"/>
+        </w:rPr>
+        <w:t>Strategic Value</w:t>
+      </w:r>
+      <w:r>
+        <w:br/>
+      </w:r>
+      <w:r>
+        <w:rPr>
+          <w:rFonts w:ascii="IBM Plex Sans" w:hAnsi="IBM Plex Sans" w:eastAsia="IBM Plex Sans" w:cs="IBM Plex Sans"/>
+          <w:b w:val="0"/>
+          <w:bCs w:val="0"/>
+          <w:i w:val="0"/>
+          <w:iCs w:val="0"/>
+          <w:caps w:val="0"/>
+          <w:smallCaps w:val="0"/>
+          <w:noProof w:val="0"/>
+          <w:color w:val="161616"/>
+          <w:sz w:val="24"/>
+          <w:szCs w:val="24"/>
+          <w:lang w:val="en-US"/>
+        </w:rPr>
+        <w:t>Reliability</w:t>
+      </w:r>
+      <w:r>
+        <w:br/>
+      </w:r>
+      <w:r>
+        <w:rPr>
+          <w:rFonts w:ascii="IBM Plex Sans" w:hAnsi="IBM Plex Sans" w:eastAsia="IBM Plex Sans" w:cs="IBM Plex Sans"/>
+          <w:b w:val="0"/>
+          <w:bCs w:val="0"/>
+          <w:i w:val="0"/>
+          <w:iCs w:val="0"/>
+          <w:caps w:val="0"/>
+          <w:smallCaps w:val="0"/>
+          <w:noProof w:val="0"/>
+          <w:color w:val="161616"/>
+          <w:sz w:val="24"/>
+          <w:szCs w:val="24"/>
+          <w:lang w:val="en-US"/>
+        </w:rPr>
+        <w:t xml:space="preserve">Security </w:t>
+      </w:r>
+      <w:r>
+        <w:br/>
+      </w:r>
+      <w:r>
+        <w:br/>
+      </w:r>
+      <w:r>
+        <w:rPr>
+          <w:rFonts w:ascii="IBM Plex Sans" w:hAnsi="IBM Plex Sans" w:eastAsia="IBM Plex Sans" w:cs="IBM Plex Sans"/>
+          <w:b w:val="0"/>
+          <w:bCs w:val="0"/>
+          <w:i w:val="0"/>
+          <w:iCs w:val="0"/>
+          <w:caps w:val="0"/>
+          <w:smallCaps w:val="0"/>
+          <w:noProof w:val="0"/>
+          <w:color w:val="161616"/>
+          <w:sz w:val="24"/>
+          <w:szCs w:val="24"/>
+          <w:lang w:val="en-US"/>
+        </w:rPr>
+        <w:t xml:space="preserve">Cloud computing plays a pivotal role in our everyday lives, whether accessing a cloud application like Google Gmail, streaming a movie on </w:t>
+      </w:r>
+      <w:r>
+        <w:rPr>
+          <w:rFonts w:ascii="IBM Plex Sans" w:hAnsi="IBM Plex Sans" w:eastAsia="IBM Plex Sans" w:cs="IBM Plex Sans"/>
+          <w:b w:val="0"/>
+          <w:bCs w:val="0"/>
+          <w:i w:val="0"/>
+          <w:iCs w:val="0"/>
+          <w:caps w:val="0"/>
+          <w:smallCaps w:val="0"/>
+          <w:noProof w:val="0"/>
+          <w:color w:val="161616"/>
+          <w:sz w:val="24"/>
+          <w:szCs w:val="24"/>
+          <w:lang w:val="en-US"/>
+        </w:rPr>
+        <w:t>Netflix</w:t>
+      </w:r>
+      <w:r>
+        <w:rPr>
+          <w:rFonts w:ascii="IBM Plex Sans" w:hAnsi="IBM Plex Sans" w:eastAsia="IBM Plex Sans" w:cs="IBM Plex Sans"/>
+          <w:b w:val="0"/>
+          <w:bCs w:val="0"/>
+          <w:i w:val="0"/>
+          <w:iCs w:val="0"/>
+          <w:caps w:val="0"/>
+          <w:smallCaps w:val="0"/>
+          <w:noProof w:val="0"/>
+          <w:color w:val="161616"/>
+          <w:sz w:val="24"/>
+          <w:szCs w:val="24"/>
+          <w:lang w:val="en-US"/>
+        </w:rPr>
+        <w:t xml:space="preserve"> or playing a cloud-hosted video game.</w:t>
+      </w:r>
+      <w:r>
+        <w:br/>
+      </w:r>
+      <w:r>
+        <w:br/>
+      </w:r>
+      <w:r>
+        <w:rPr>
+          <w:rFonts w:ascii="IBM Plex Sans" w:hAnsi="IBM Plex Sans" w:eastAsia="IBM Plex Sans" w:cs="IBM Plex Sans"/>
+          <w:b w:val="0"/>
+          <w:bCs w:val="0"/>
+          <w:i w:val="0"/>
+          <w:iCs w:val="0"/>
+          <w:caps w:val="0"/>
+          <w:smallCaps w:val="0"/>
+          <w:noProof w:val="0"/>
+          <w:color w:val="161616"/>
+          <w:sz w:val="24"/>
+          <w:szCs w:val="24"/>
+          <w:lang w:val="en-US"/>
+        </w:rPr>
+        <w:t>In 2002, Amazon Web Services started cloud-based storage and computing services.</w:t>
+      </w:r>
+      <w:r>
+        <w:br/>
+      </w:r>
+      <w:r>
+        <w:rPr>
+          <w:rFonts w:ascii="IBM Plex Sans" w:hAnsi="IBM Plex Sans" w:eastAsia="IBM Plex Sans" w:cs="IBM Plex Sans"/>
+          <w:b w:val="0"/>
+          <w:bCs w:val="0"/>
+          <w:i w:val="0"/>
+          <w:iCs w:val="0"/>
+          <w:caps w:val="0"/>
+          <w:smallCaps w:val="0"/>
+          <w:noProof w:val="0"/>
+          <w:color w:val="161616"/>
+          <w:sz w:val="24"/>
+          <w:szCs w:val="24"/>
+          <w:lang w:val="en-US"/>
+        </w:rPr>
+        <w:t>Disadvanages of CC</w:t>
+      </w:r>
+      <w:r>
+        <w:br/>
+      </w:r>
+      <w:r>
+        <w:br/>
+      </w:r>
+      <w:r>
+        <w:rPr>
+          <w:rFonts w:ascii="IBM Plex Sans" w:hAnsi="IBM Plex Sans" w:eastAsia="IBM Plex Sans" w:cs="IBM Plex Sans"/>
+          <w:b w:val="0"/>
+          <w:bCs w:val="0"/>
+          <w:i w:val="0"/>
+          <w:iCs w:val="0"/>
+          <w:caps w:val="0"/>
+          <w:smallCaps w:val="0"/>
+          <w:noProof w:val="0"/>
+          <w:color w:val="161616"/>
+          <w:sz w:val="24"/>
+          <w:szCs w:val="24"/>
+          <w:lang w:val="en-US"/>
+        </w:rPr>
+        <w:t xml:space="preserve">Security </w:t>
+      </w:r>
+      <w:r>
+        <w:rPr>
+          <w:rFonts w:ascii="IBM Plex Sans" w:hAnsi="IBM Plex Sans" w:eastAsia="IBM Plex Sans" w:cs="IBM Plex Sans"/>
+          <w:b w:val="0"/>
+          <w:bCs w:val="0"/>
+          <w:i w:val="0"/>
+          <w:iCs w:val="0"/>
+          <w:caps w:val="0"/>
+          <w:smallCaps w:val="0"/>
+          <w:noProof w:val="0"/>
+          <w:color w:val="161616"/>
+          <w:sz w:val="24"/>
+          <w:szCs w:val="24"/>
+          <w:lang w:val="en-US"/>
+        </w:rPr>
+        <w:t>of</w:t>
+      </w:r>
+      <w:r>
+        <w:rPr>
+          <w:rFonts w:ascii="IBM Plex Sans" w:hAnsi="IBM Plex Sans" w:eastAsia="IBM Plex Sans" w:cs="IBM Plex Sans"/>
+          <w:b w:val="0"/>
+          <w:bCs w:val="0"/>
+          <w:i w:val="0"/>
+          <w:iCs w:val="0"/>
+          <w:caps w:val="0"/>
+          <w:smallCaps w:val="0"/>
+          <w:noProof w:val="0"/>
+          <w:color w:val="161616"/>
+          <w:sz w:val="24"/>
+          <w:szCs w:val="24"/>
+          <w:lang w:val="en-US"/>
+        </w:rPr>
+        <w:t xml:space="preserve"> Data</w:t>
+      </w:r>
+      <w:r>
+        <w:br/>
+      </w:r>
+      <w:r>
+        <w:rPr>
+          <w:rFonts w:ascii="IBM Plex Sans" w:hAnsi="IBM Plex Sans" w:eastAsia="IBM Plex Sans" w:cs="IBM Plex Sans"/>
+          <w:b w:val="0"/>
+          <w:bCs w:val="0"/>
+          <w:i w:val="0"/>
+          <w:iCs w:val="0"/>
+          <w:caps w:val="0"/>
+          <w:smallCaps w:val="0"/>
+          <w:noProof w:val="0"/>
+          <w:color w:val="161616"/>
+          <w:sz w:val="24"/>
+          <w:szCs w:val="24"/>
+          <w:lang w:val="en-US"/>
+        </w:rPr>
+        <w:t xml:space="preserve">Downtime and reliability </w:t>
+      </w:r>
+      <w:r>
+        <w:br/>
+      </w:r>
+      <w:r>
+        <w:rPr>
+          <w:rFonts w:ascii="IBM Plex Sans" w:hAnsi="IBM Plex Sans" w:eastAsia="IBM Plex Sans" w:cs="IBM Plex Sans"/>
+          <w:b w:val="0"/>
+          <w:bCs w:val="0"/>
+          <w:i w:val="0"/>
+          <w:iCs w:val="0"/>
+          <w:caps w:val="0"/>
+          <w:smallCaps w:val="0"/>
+          <w:noProof w:val="0"/>
+          <w:color w:val="161616"/>
+          <w:sz w:val="24"/>
+          <w:szCs w:val="24"/>
+          <w:lang w:val="en-US"/>
+        </w:rPr>
+        <w:t xml:space="preserve">Dependency on internet </w:t>
+      </w:r>
+      <w:r>
+        <w:br/>
+      </w:r>
+      <w:r>
+        <w:rPr>
+          <w:rFonts w:ascii="IBM Plex Sans" w:hAnsi="IBM Plex Sans" w:eastAsia="IBM Plex Sans" w:cs="IBM Plex Sans"/>
+          <w:b w:val="0"/>
+          <w:bCs w:val="0"/>
+          <w:i w:val="0"/>
+          <w:iCs w:val="0"/>
+          <w:caps w:val="0"/>
+          <w:smallCaps w:val="0"/>
+          <w:noProof w:val="0"/>
+          <w:color w:val="161616"/>
+          <w:sz w:val="24"/>
+          <w:szCs w:val="24"/>
+          <w:lang w:val="en-US"/>
+        </w:rPr>
+        <w:t xml:space="preserve">Cost management complexities </w:t>
+      </w:r>
+      <w:r>
+        <w:br/>
+      </w:r>
+    </w:p>
+    <w:p>
+      <w:pPr>
+        <w:pStyle w:val="Normal"/>
+        <w:rPr>
+          <w:rFonts w:ascii="IBM Plex Sans" w:hAnsi="IBM Plex Sans" w:eastAsia="IBM Plex Sans" w:cs="IBM Plex Sans"/>
+          <w:b w:val="0"/>
+          <w:bCs w:val="0"/>
+          <w:i w:val="0"/>
+          <w:iCs w:val="0"/>
+          <w:caps w:val="0"/>
+          <w:smallCaps w:val="0"/>
+          <w:noProof w:val="0"/>
+          <w:color w:val="161616"/>
+          <w:sz w:val="24"/>
+          <w:szCs w:val="24"/>
+          <w:u w:val="single"/>
+          <w:lang w:val="en-US"/>
+        </w:rPr>
+      </w:pPr>
+      <w:r>
+        <w:rPr>
+          <w:rFonts w:ascii="IBM Plex Sans" w:hAnsi="IBM Plex Sans" w:eastAsia="IBM Plex Sans" w:cs="IBM Plex Sans"/>
+          <w:b w:val="0"/>
+          <w:bCs w:val="0"/>
+          <w:i w:val="0"/>
+          <w:iCs w:val="0"/>
+          <w:caps w:val="0"/>
+          <w:smallCaps w:val="0"/>
+          <w:noProof w:val="0"/>
+          <w:color w:val="161616"/>
+          <w:sz w:val="24"/>
+          <w:szCs w:val="24"/>
+          <w:u w:val="single"/>
+          <w:lang w:val="en-US"/>
+        </w:rPr>
+        <w:t xml:space="preserve">4. </w:t>
+      </w:r>
+      <w:r>
+        <w:rPr>
+          <w:rFonts w:ascii="IBM Plex Sans" w:hAnsi="IBM Plex Sans" w:eastAsia="IBM Plex Sans" w:cs="IBM Plex Sans"/>
+          <w:b w:val="0"/>
+          <w:bCs w:val="0"/>
+          <w:i w:val="0"/>
+          <w:iCs w:val="0"/>
+          <w:caps w:val="0"/>
+          <w:smallCaps w:val="0"/>
+          <w:noProof w:val="0"/>
+          <w:color w:val="161616"/>
+          <w:sz w:val="24"/>
+          <w:szCs w:val="24"/>
+          <w:u w:val="single"/>
+          <w:lang w:val="en-US"/>
+        </w:rPr>
+        <w:t>Virtualization in CC</w:t>
+      </w:r>
+      <w:r>
+        <w:rPr>
+          <w:rFonts w:ascii="IBM Plex Sans" w:hAnsi="IBM Plex Sans" w:eastAsia="IBM Plex Sans" w:cs="IBM Plex Sans"/>
+          <w:b w:val="0"/>
+          <w:bCs w:val="0"/>
+          <w:i w:val="0"/>
+          <w:iCs w:val="0"/>
+          <w:caps w:val="0"/>
+          <w:smallCaps w:val="0"/>
+          <w:noProof w:val="0"/>
+          <w:color w:val="161616"/>
+          <w:sz w:val="24"/>
+          <w:szCs w:val="24"/>
+          <w:u w:val="single"/>
+          <w:lang w:val="en-US"/>
+        </w:rPr>
+        <w:t xml:space="preserve"> </w:t>
+      </w:r>
+    </w:p>
+    <w:p>
+      <w:pPr>
+        <w:pStyle w:val="Normal"/>
+        <w:rPr>
+          <w:rFonts w:ascii="IBM Plex Sans" w:hAnsi="IBM Plex Sans" w:eastAsia="IBM Plex Sans" w:cs="IBM Plex Sans"/>
+          <w:b w:val="0"/>
+          <w:bCs w:val="0"/>
+          <w:i w:val="0"/>
+          <w:iCs w:val="0"/>
+          <w:caps w:val="0"/>
+          <w:smallCaps w:val="0"/>
+          <w:noProof w:val="0"/>
+          <w:color w:val="161616"/>
+          <w:sz w:val="24"/>
+          <w:szCs w:val="24"/>
+          <w:lang w:val="en-US"/>
+        </w:rPr>
+      </w:pPr>
+      <w:r>
+        <w:rPr>
+          <w:rFonts w:ascii="IBM Plex Sans" w:hAnsi="IBM Plex Sans" w:eastAsia="IBM Plex Sans" w:cs="IBM Plex Sans"/>
+          <w:b w:val="0"/>
+          <w:bCs w:val="0"/>
+          <w:i w:val="0"/>
+          <w:iCs w:val="0"/>
+          <w:caps w:val="0"/>
+          <w:smallCaps w:val="0"/>
+          <w:noProof w:val="0"/>
+          <w:color w:val="161616"/>
+          <w:sz w:val="24"/>
+          <w:szCs w:val="24"/>
+          <w:lang w:val="en-US"/>
+        </w:rPr>
+        <w:t>one of the main cost-effective, hardware-reducing, and energy-saving techniques used by cloud providers is Virtualization.</w:t>
+      </w:r>
+    </w:p>
+    <w:p>
+      <w:pPr>
+        <w:pStyle w:val="Normal"/>
+        <w:rPr>
+          <w:rFonts w:ascii="IBM Plex Sans" w:hAnsi="IBM Plex Sans" w:eastAsia="IBM Plex Sans" w:cs="IBM Plex Sans"/>
+          <w:b w:val="0"/>
+          <w:bCs w:val="0"/>
+          <w:i w:val="0"/>
+          <w:iCs w:val="0"/>
+          <w:caps w:val="0"/>
+          <w:smallCaps w:val="0"/>
+          <w:noProof w:val="0"/>
+          <w:color w:val="161616"/>
+          <w:sz w:val="24"/>
+          <w:szCs w:val="24"/>
+          <w:lang w:val="en-US"/>
+        </w:rPr>
+      </w:pPr>
+      <w:r>
+        <w:rPr>
+          <w:rFonts w:ascii="IBM Plex Sans" w:hAnsi="IBM Plex Sans" w:eastAsia="IBM Plex Sans" w:cs="IBM Plex Sans"/>
+          <w:b w:val="0"/>
+          <w:bCs w:val="0"/>
+          <w:i w:val="0"/>
+          <w:iCs w:val="0"/>
+          <w:caps w:val="0"/>
+          <w:smallCaps w:val="0"/>
+          <w:noProof w:val="0"/>
+          <w:color w:val="161616"/>
+          <w:sz w:val="24"/>
+          <w:szCs w:val="24"/>
+          <w:lang w:val="en-US"/>
+        </w:rPr>
+        <w:t>It is the process of creating a virtual version of something like computer hardware</w:t>
+      </w:r>
+      <w:r>
+        <w:rPr>
+          <w:rFonts w:ascii="IBM Plex Sans" w:hAnsi="IBM Plex Sans" w:eastAsia="IBM Plex Sans" w:cs="IBM Plex Sans"/>
+          <w:b w:val="0"/>
+          <w:bCs w:val="0"/>
+          <w:i w:val="0"/>
+          <w:iCs w:val="0"/>
+          <w:caps w:val="0"/>
+          <w:smallCaps w:val="0"/>
+          <w:noProof w:val="0"/>
+          <w:color w:val="161616"/>
+          <w:sz w:val="24"/>
+          <w:szCs w:val="24"/>
+          <w:lang w:val="en-US"/>
+        </w:rPr>
+        <w:t>.</w:t>
+      </w:r>
+      <w:r>
+        <w:br/>
+      </w:r>
+      <w:r>
+        <w:rPr>
+          <w:rFonts w:ascii="IBM Plex Sans" w:hAnsi="IBM Plex Sans" w:eastAsia="IBM Plex Sans" w:cs="IBM Plex Sans"/>
+          <w:b w:val="0"/>
+          <w:bCs w:val="0"/>
+          <w:i w:val="0"/>
+          <w:iCs w:val="0"/>
+          <w:caps w:val="0"/>
+          <w:smallCaps w:val="0"/>
+          <w:noProof w:val="0"/>
+          <w:color w:val="161616"/>
+          <w:sz w:val="24"/>
+          <w:szCs w:val="24"/>
+          <w:lang w:val="en-US"/>
+        </w:rPr>
+        <w:t>With the help of Virtualization, multiple operating systems and applications can run on the same machine and its same hardware at the same time.</w:t>
+      </w:r>
+    </w:p>
+    <w:p>
+      <w:pPr>
+        <w:pStyle w:val="Normal"/>
+        <w:rPr>
+          <w:rFonts w:ascii="IBM Plex Sans" w:hAnsi="IBM Plex Sans" w:eastAsia="IBM Plex Sans" w:cs="IBM Plex Sans"/>
+          <w:b w:val="0"/>
+          <w:bCs w:val="0"/>
+          <w:i w:val="0"/>
+          <w:iCs w:val="0"/>
+          <w:caps w:val="0"/>
+          <w:smallCaps w:val="0"/>
+          <w:noProof w:val="0"/>
+          <w:color w:val="161616"/>
+          <w:sz w:val="24"/>
+          <w:szCs w:val="24"/>
+          <w:lang w:val="en-US"/>
+        </w:rPr>
+      </w:pPr>
+      <w:r>
+        <w:rPr>
+          <w:rFonts w:ascii="IBM Plex Sans" w:hAnsi="IBM Plex Sans" w:eastAsia="IBM Plex Sans" w:cs="IBM Plex Sans"/>
+          <w:b w:val="0"/>
+          <w:bCs w:val="0"/>
+          <w:i w:val="0"/>
+          <w:iCs w:val="0"/>
+          <w:caps w:val="0"/>
+          <w:smallCaps w:val="0"/>
+          <w:noProof w:val="0"/>
+          <w:color w:val="161616"/>
+          <w:sz w:val="24"/>
+          <w:szCs w:val="24"/>
+          <w:lang w:val="en-US"/>
+        </w:rPr>
+        <w:t>Benefits of Virtualization:</w:t>
+      </w:r>
+    </w:p>
+    <w:p>
+      <w:pPr>
+        <w:pStyle w:val="Normal"/>
+        <w:rPr>
+          <w:rFonts w:ascii="IBM Plex Sans" w:hAnsi="IBM Plex Sans" w:eastAsia="IBM Plex Sans" w:cs="IBM Plex Sans"/>
+          <w:b w:val="0"/>
+          <w:bCs w:val="0"/>
+          <w:i w:val="0"/>
+          <w:iCs w:val="0"/>
+          <w:caps w:val="0"/>
+          <w:smallCaps w:val="0"/>
+          <w:noProof w:val="0"/>
+          <w:color w:val="161616"/>
+          <w:sz w:val="24"/>
+          <w:szCs w:val="24"/>
+          <w:lang w:val="en-US"/>
+        </w:rPr>
+      </w:pPr>
+      <w:r>
+        <w:rPr>
+          <w:rFonts w:ascii="IBM Plex Sans" w:hAnsi="IBM Plex Sans" w:eastAsia="IBM Plex Sans" w:cs="IBM Plex Sans"/>
+          <w:b w:val="0"/>
+          <w:bCs w:val="0"/>
+          <w:i w:val="0"/>
+          <w:iCs w:val="0"/>
+          <w:caps w:val="0"/>
+          <w:smallCaps w:val="0"/>
+          <w:noProof w:val="0"/>
+          <w:color w:val="161616"/>
+          <w:sz w:val="24"/>
+          <w:szCs w:val="24"/>
+          <w:lang w:val="en-US"/>
+        </w:rPr>
+        <w:t xml:space="preserve">More flexible and efficient allocation of resources. </w:t>
+      </w:r>
+      <w:r>
+        <w:br/>
+      </w:r>
+      <w:r>
+        <w:rPr>
+          <w:rFonts w:ascii="IBM Plex Sans" w:hAnsi="IBM Plex Sans" w:eastAsia="IBM Plex Sans" w:cs="IBM Plex Sans"/>
+          <w:b w:val="0"/>
+          <w:bCs w:val="0"/>
+          <w:i w:val="0"/>
+          <w:iCs w:val="0"/>
+          <w:caps w:val="0"/>
+          <w:smallCaps w:val="0"/>
+          <w:noProof w:val="0"/>
+          <w:color w:val="161616"/>
+          <w:sz w:val="24"/>
+          <w:szCs w:val="24"/>
+          <w:lang w:val="en-US"/>
+        </w:rPr>
+        <w:t xml:space="preserve">Enhance development productivity. </w:t>
+      </w:r>
+      <w:r>
+        <w:br/>
+      </w:r>
+      <w:r>
+        <w:rPr>
+          <w:rFonts w:ascii="IBM Plex Sans" w:hAnsi="IBM Plex Sans" w:eastAsia="IBM Plex Sans" w:cs="IBM Plex Sans"/>
+          <w:b w:val="0"/>
+          <w:bCs w:val="0"/>
+          <w:i w:val="0"/>
+          <w:iCs w:val="0"/>
+          <w:caps w:val="0"/>
+          <w:smallCaps w:val="0"/>
+          <w:noProof w:val="0"/>
+          <w:color w:val="161616"/>
+          <w:sz w:val="24"/>
+          <w:szCs w:val="24"/>
+          <w:lang w:val="en-US"/>
+        </w:rPr>
+        <w:t xml:space="preserve">It lowers the cost of IT infrastructure. </w:t>
+      </w:r>
+      <w:r>
+        <w:br/>
+      </w:r>
+      <w:r>
+        <w:rPr>
+          <w:rFonts w:ascii="IBM Plex Sans" w:hAnsi="IBM Plex Sans" w:eastAsia="IBM Plex Sans" w:cs="IBM Plex Sans"/>
+          <w:b w:val="0"/>
+          <w:bCs w:val="0"/>
+          <w:i w:val="0"/>
+          <w:iCs w:val="0"/>
+          <w:caps w:val="0"/>
+          <w:smallCaps w:val="0"/>
+          <w:noProof w:val="0"/>
+          <w:color w:val="161616"/>
+          <w:sz w:val="24"/>
+          <w:szCs w:val="24"/>
+          <w:lang w:val="en-US"/>
+        </w:rPr>
+        <w:t xml:space="preserve">Remote access and rapid scalability. </w:t>
+      </w:r>
+      <w:r>
+        <w:br/>
+      </w:r>
+      <w:r>
+        <w:rPr>
+          <w:rFonts w:ascii="IBM Plex Sans" w:hAnsi="IBM Plex Sans" w:eastAsia="IBM Plex Sans" w:cs="IBM Plex Sans"/>
+          <w:b w:val="0"/>
+          <w:bCs w:val="0"/>
+          <w:i w:val="0"/>
+          <w:iCs w:val="0"/>
+          <w:caps w:val="0"/>
+          <w:smallCaps w:val="0"/>
+          <w:noProof w:val="0"/>
+          <w:color w:val="161616"/>
+          <w:sz w:val="24"/>
+          <w:szCs w:val="24"/>
+          <w:lang w:val="en-US"/>
+        </w:rPr>
+        <w:t xml:space="preserve">High availability and disaster recovery. </w:t>
+      </w:r>
+      <w:r>
+        <w:br/>
+      </w:r>
+      <w:r>
+        <w:rPr>
+          <w:rFonts w:ascii="IBM Plex Sans" w:hAnsi="IBM Plex Sans" w:eastAsia="IBM Plex Sans" w:cs="IBM Plex Sans"/>
+          <w:b w:val="0"/>
+          <w:bCs w:val="0"/>
+          <w:i w:val="0"/>
+          <w:iCs w:val="0"/>
+          <w:caps w:val="0"/>
+          <w:smallCaps w:val="0"/>
+          <w:noProof w:val="0"/>
+          <w:color w:val="161616"/>
+          <w:sz w:val="24"/>
+          <w:szCs w:val="24"/>
+          <w:lang w:val="en-US"/>
+        </w:rPr>
+        <w:t xml:space="preserve">Pay peruse of the IT infrastructure on demand. </w:t>
+      </w:r>
+      <w:r>
+        <w:br/>
+      </w:r>
+      <w:r>
+        <w:rPr>
+          <w:rFonts w:ascii="IBM Plex Sans" w:hAnsi="IBM Plex Sans" w:eastAsia="IBM Plex Sans" w:cs="IBM Plex Sans"/>
+          <w:b w:val="0"/>
+          <w:bCs w:val="0"/>
+          <w:i w:val="0"/>
+          <w:iCs w:val="0"/>
+          <w:caps w:val="0"/>
+          <w:smallCaps w:val="0"/>
+          <w:noProof w:val="0"/>
+          <w:color w:val="161616"/>
+          <w:sz w:val="24"/>
+          <w:szCs w:val="24"/>
+          <w:lang w:val="en-US"/>
+        </w:rPr>
+        <w:t>Enables running multiple operating systems.</w:t>
+      </w:r>
+    </w:p>
+    <w:p>
+      <w:pPr>
+        <w:pStyle w:val="Normal"/>
+        <w:rPr>
+          <w:rFonts w:ascii="IBM Plex Sans" w:hAnsi="IBM Plex Sans" w:eastAsia="IBM Plex Sans" w:cs="IBM Plex Sans"/>
+          <w:b w:val="0"/>
+          <w:bCs w:val="0"/>
+          <w:i w:val="0"/>
+          <w:iCs w:val="0"/>
+          <w:caps w:val="0"/>
+          <w:smallCaps w:val="0"/>
+          <w:noProof w:val="0"/>
+          <w:color w:val="161616"/>
+          <w:sz w:val="24"/>
+          <w:szCs w:val="24"/>
+          <w:highlight w:val="yellow"/>
+          <w:lang w:val="en-US"/>
+        </w:rPr>
+      </w:pPr>
+      <w:r>
+        <w:rPr>
+          <w:rFonts w:ascii="IBM Plex Sans" w:hAnsi="IBM Plex Sans" w:eastAsia="IBM Plex Sans" w:cs="IBM Plex Sans"/>
+          <w:b w:val="0"/>
+          <w:bCs w:val="0"/>
+          <w:i w:val="0"/>
+          <w:iCs w:val="0"/>
+          <w:caps w:val="0"/>
+          <w:smallCaps w:val="0"/>
+          <w:noProof w:val="0"/>
+          <w:color w:val="161616"/>
+          <w:sz w:val="24"/>
+          <w:szCs w:val="24"/>
+          <w:highlight w:val="yellow"/>
+          <w:lang w:val="en-US"/>
+        </w:rPr>
+        <w:t xml:space="preserve">Virtualization has a prominent impact on Cloud Computing. In the case of cloud computing, users store data in the cloud, but with the help of Virtualization, users have the extra benefit of sharing the infrastructure. Cloud Vendors take care of the required physical resources, but these cloud providers charge a huge amount for these services which </w:t>
+      </w:r>
+      <w:r>
+        <w:rPr>
+          <w:rFonts w:ascii="IBM Plex Sans" w:hAnsi="IBM Plex Sans" w:eastAsia="IBM Plex Sans" w:cs="IBM Plex Sans"/>
+          <w:b w:val="0"/>
+          <w:bCs w:val="0"/>
+          <w:i w:val="0"/>
+          <w:iCs w:val="0"/>
+          <w:caps w:val="0"/>
+          <w:smallCaps w:val="0"/>
+          <w:noProof w:val="0"/>
+          <w:color w:val="161616"/>
+          <w:sz w:val="24"/>
+          <w:szCs w:val="24"/>
+          <w:highlight w:val="yellow"/>
+          <w:lang w:val="en-US"/>
+        </w:rPr>
+        <w:t>impacts</w:t>
+      </w:r>
+      <w:r>
+        <w:rPr>
+          <w:rFonts w:ascii="IBM Plex Sans" w:hAnsi="IBM Plex Sans" w:eastAsia="IBM Plex Sans" w:cs="IBM Plex Sans"/>
+          <w:b w:val="0"/>
+          <w:bCs w:val="0"/>
+          <w:i w:val="0"/>
+          <w:iCs w:val="0"/>
+          <w:caps w:val="0"/>
+          <w:smallCaps w:val="0"/>
+          <w:noProof w:val="0"/>
+          <w:color w:val="161616"/>
+          <w:sz w:val="24"/>
+          <w:szCs w:val="24"/>
+          <w:highlight w:val="yellow"/>
+          <w:lang w:val="en-US"/>
+        </w:rPr>
+        <w:t xml:space="preserve"> every user or organization. Virtualization helps Users or </w:t>
+      </w:r>
+      <w:r>
+        <w:rPr>
+          <w:rFonts w:ascii="IBM Plex Sans" w:hAnsi="IBM Plex Sans" w:eastAsia="IBM Plex Sans" w:cs="IBM Plex Sans"/>
+          <w:b w:val="0"/>
+          <w:bCs w:val="0"/>
+          <w:i w:val="0"/>
+          <w:iCs w:val="0"/>
+          <w:caps w:val="0"/>
+          <w:smallCaps w:val="0"/>
+          <w:noProof w:val="0"/>
+          <w:color w:val="161616"/>
+          <w:sz w:val="24"/>
+          <w:szCs w:val="24"/>
+          <w:highlight w:val="yellow"/>
+          <w:lang w:val="en-US"/>
+        </w:rPr>
+        <w:t>Organisations</w:t>
+      </w:r>
+      <w:r>
+        <w:rPr>
+          <w:rFonts w:ascii="IBM Plex Sans" w:hAnsi="IBM Plex Sans" w:eastAsia="IBM Plex Sans" w:cs="IBM Plex Sans"/>
+          <w:b w:val="0"/>
+          <w:bCs w:val="0"/>
+          <w:i w:val="0"/>
+          <w:iCs w:val="0"/>
+          <w:caps w:val="0"/>
+          <w:smallCaps w:val="0"/>
+          <w:noProof w:val="0"/>
+          <w:color w:val="161616"/>
+          <w:sz w:val="24"/>
+          <w:szCs w:val="24"/>
+          <w:highlight w:val="yellow"/>
+          <w:lang w:val="en-US"/>
+        </w:rPr>
+        <w:t xml:space="preserve"> in </w:t>
+      </w:r>
+      <w:r>
+        <w:rPr>
+          <w:rFonts w:ascii="IBM Plex Sans" w:hAnsi="IBM Plex Sans" w:eastAsia="IBM Plex Sans" w:cs="IBM Plex Sans"/>
+          <w:b w:val="0"/>
+          <w:bCs w:val="0"/>
+          <w:i w:val="0"/>
+          <w:iCs w:val="0"/>
+          <w:caps w:val="0"/>
+          <w:smallCaps w:val="0"/>
+          <w:noProof w:val="0"/>
+          <w:color w:val="161616"/>
+          <w:sz w:val="24"/>
+          <w:szCs w:val="24"/>
+          <w:highlight w:val="yellow"/>
+          <w:lang w:val="en-US"/>
+        </w:rPr>
+        <w:t>maintaining</w:t>
+      </w:r>
+      <w:r>
+        <w:rPr>
+          <w:rFonts w:ascii="IBM Plex Sans" w:hAnsi="IBM Plex Sans" w:eastAsia="IBM Plex Sans" w:cs="IBM Plex Sans"/>
+          <w:b w:val="0"/>
+          <w:bCs w:val="0"/>
+          <w:i w:val="0"/>
+          <w:iCs w:val="0"/>
+          <w:caps w:val="0"/>
+          <w:smallCaps w:val="0"/>
+          <w:noProof w:val="0"/>
+          <w:color w:val="161616"/>
+          <w:sz w:val="24"/>
+          <w:szCs w:val="24"/>
+          <w:highlight w:val="yellow"/>
+          <w:lang w:val="en-US"/>
+        </w:rPr>
+        <w:t xml:space="preserve"> those services which are required by a company through external (third-party) people, which helps in reducing costs to the company. This is the way through which Virtualization works in Cloud Computing</w:t>
+      </w:r>
+      <w:r>
+        <w:rPr>
+          <w:rFonts w:ascii="IBM Plex Sans" w:hAnsi="IBM Plex Sans" w:eastAsia="IBM Plex Sans" w:cs="IBM Plex Sans"/>
+          <w:b w:val="0"/>
+          <w:bCs w:val="0"/>
+          <w:i w:val="0"/>
+          <w:iCs w:val="0"/>
+          <w:caps w:val="0"/>
+          <w:smallCaps w:val="0"/>
+          <w:noProof w:val="0"/>
+          <w:color w:val="161616"/>
+          <w:sz w:val="24"/>
+          <w:szCs w:val="24"/>
+          <w:highlight w:val="yellow"/>
+          <w:lang w:val="en-US"/>
+        </w:rPr>
+        <w:t>.</w:t>
+      </w:r>
+      <w:r>
+        <w:rPr>
+          <w:rFonts w:ascii="IBM Plex Sans" w:hAnsi="IBM Plex Sans" w:eastAsia="IBM Plex Sans" w:cs="IBM Plex Sans"/>
+          <w:b w:val="0"/>
+          <w:bCs w:val="0"/>
+          <w:i w:val="0"/>
+          <w:iCs w:val="0"/>
+          <w:caps w:val="0"/>
+          <w:smallCaps w:val="0"/>
+          <w:noProof w:val="0"/>
+          <w:color w:val="161616"/>
+          <w:sz w:val="24"/>
+          <w:szCs w:val="24"/>
+          <w:lang w:val="en-US"/>
+        </w:rPr>
+        <w:t xml:space="preserve">  </w:t>
+      </w:r>
+    </w:p>
+    <w:p>
+      <w:pPr>
+        <w:pStyle w:val="Normal"/>
+        <w:rPr>
+          <w:rFonts w:ascii="IBM Plex Sans" w:hAnsi="IBM Plex Sans" w:eastAsia="IBM Plex Sans" w:cs="IBM Plex Sans"/>
+          <w:b w:val="0"/>
+          <w:bCs w:val="0"/>
+          <w:i w:val="0"/>
+          <w:iCs w:val="0"/>
+          <w:caps w:val="0"/>
+          <w:smallCaps w:val="0"/>
+          <w:noProof w:val="0"/>
+          <w:color w:val="161616"/>
+          <w:sz w:val="24"/>
+          <w:szCs w:val="24"/>
+          <w:lang w:val="en-US"/>
+        </w:rPr>
+      </w:pPr>
+    </w:p>
+    <w:p>
+      <w:pPr>
+        <w:pStyle w:val="Normal"/>
+        <w:rPr>
+          <w:rFonts w:ascii="IBM Plex Sans" w:hAnsi="IBM Plex Sans" w:eastAsia="IBM Plex Sans" w:cs="IBM Plex Sans"/>
+          <w:b w:val="0"/>
+          <w:bCs w:val="0"/>
+          <w:i w:val="0"/>
+          <w:iCs w:val="0"/>
+          <w:caps w:val="0"/>
+          <w:smallCaps w:val="0"/>
+          <w:noProof w:val="0"/>
+          <w:color w:val="161616"/>
+          <w:sz w:val="24"/>
+          <w:szCs w:val="24"/>
+          <w:lang w:val="en-US"/>
+        </w:rPr>
+      </w:pPr>
+    </w:p>
+    <w:p>
+      <w:pPr>
+        <w:pStyle w:val="Normal"/>
+        <w:rPr>
+          <w:rFonts w:ascii="IBM Plex Sans" w:hAnsi="IBM Plex Sans" w:eastAsia="IBM Plex Sans" w:cs="IBM Plex Sans"/>
+          <w:b w:val="0"/>
+          <w:bCs w:val="0"/>
+          <w:i w:val="0"/>
+          <w:iCs w:val="0"/>
+          <w:caps w:val="0"/>
+          <w:smallCaps w:val="0"/>
+          <w:noProof w:val="0"/>
+          <w:color w:val="161616"/>
+          <w:sz w:val="24"/>
+          <w:szCs w:val="24"/>
+          <w:lang w:val="en-US"/>
+        </w:rPr>
+      </w:pPr>
+    </w:p>
+    <w:p>
+      <w:pPr>
+        <w:pStyle w:val="Normal"/>
+        <w:rPr>
+          <w:rFonts w:ascii="IBM Plex Sans" w:hAnsi="IBM Plex Sans" w:eastAsia="IBM Plex Sans" w:cs="IBM Plex Sans"/>
+          <w:b w:val="0"/>
+          <w:bCs w:val="0"/>
+          <w:i w:val="0"/>
+          <w:iCs w:val="0"/>
+          <w:caps w:val="0"/>
+          <w:smallCaps w:val="0"/>
+          <w:noProof w:val="0"/>
+          <w:color w:val="161616"/>
+          <w:sz w:val="24"/>
+          <w:szCs w:val="24"/>
+          <w:lang w:val="en-US"/>
+        </w:rPr>
+      </w:pPr>
+    </w:p>
+    <w:p>
+      <w:pPr>
+        <w:pStyle w:val="Normal"/>
+        <w:rPr>
+          <w:rFonts w:ascii="IBM Plex Sans" w:hAnsi="IBM Plex Sans" w:eastAsia="IBM Plex Sans" w:cs="IBM Plex Sans"/>
+          <w:b w:val="0"/>
+          <w:bCs w:val="0"/>
+          <w:i w:val="0"/>
+          <w:iCs w:val="0"/>
+          <w:caps w:val="0"/>
+          <w:smallCaps w:val="0"/>
+          <w:noProof w:val="0"/>
+          <w:color w:val="161616"/>
+          <w:sz w:val="24"/>
+          <w:szCs w:val="24"/>
+          <w:lang w:val="en-US"/>
+        </w:rPr>
+      </w:pPr>
+    </w:p>
+    <w:p>
+      <w:pPr>
+        <w:pStyle w:val="Normal"/>
+        <w:rPr>
+          <w:rFonts w:ascii="IBM Plex Sans" w:hAnsi="IBM Plex Sans" w:eastAsia="IBM Plex Sans" w:cs="IBM Plex Sans"/>
+          <w:b w:val="0"/>
+          <w:bCs w:val="0"/>
+          <w:i w:val="0"/>
+          <w:iCs w:val="0"/>
+          <w:caps w:val="0"/>
+          <w:smallCaps w:val="0"/>
+          <w:noProof w:val="0"/>
+          <w:color w:val="161616"/>
+          <w:sz w:val="24"/>
+          <w:szCs w:val="24"/>
+          <w:lang w:val="en-US"/>
+        </w:rPr>
+      </w:pPr>
     </w:p>
     <w:p>
       <w:pPr>
@@ -86,723 +1250,1391 @@
         <w:ind w:left="0"/>
       </w:pPr>
       <w:r>
-        <w:rPr/>
-        <w:t xml:space="preserve">The "cloud" refers to a network of servers, typically hosted on the internet, that store, manage, and process data and applications. </w:t>
-      </w:r>
-      <w:r>
-        <w:br/>
-      </w:r>
-      <w:r>
-        <w:br/>
-      </w:r>
-      <w:r>
-        <w:rPr/>
-        <w:t xml:space="preserve">These servers are often housed in data centers around the world. </w:t>
-      </w:r>
-      <w:r>
-        <w:br/>
-      </w:r>
-      <w:r>
-        <w:br/>
-      </w:r>
-      <w:r>
-        <w:rPr/>
-        <w:t xml:space="preserve">The term "cloud" is derived from the use of a cloud symbol to </w:t>
-      </w:r>
-      <w:r>
-        <w:rPr/>
-        <w:t>represent</w:t>
-      </w:r>
-      <w:r>
-        <w:rPr/>
-        <w:t xml:space="preserve"> the complex infrastructure it </w:t>
-      </w:r>
-      <w:r>
-        <w:rPr/>
-        <w:t>comprises</w:t>
-      </w:r>
-      <w:r>
-        <w:rPr/>
-        <w:t xml:space="preserve"> in diagrams and presentations.</w:t>
-      </w:r>
-      <w:r>
-        <w:br/>
-      </w:r>
-    </w:p>
-    <w:p>
-      <w:pPr>
-        <w:pStyle w:val="Normal"/>
-        <w:rPr>
+        <w:rPr>
+          <w:b w:val="1"/>
+          <w:bCs w:val="1"/>
+          <w:sz w:val="32"/>
+          <w:szCs w:val="32"/>
           <w:u w:val="single"/>
         </w:rPr>
-      </w:pPr>
-      <w:r>
-        <w:rPr>
+        <w:t>Cloud Gaming</w:t>
+      </w:r>
+      <w:r>
+        <w:br/>
+      </w:r>
+      <w:r>
+        <w:br/>
+      </w:r>
+      <w:r>
+        <w:rPr/>
+        <w:t xml:space="preserve">Cloud gaming, also known as game streaming or gaming-as-a-service, is a gaming service that allows users to play video games over the internet without the need for dedicated gaming hardware. Instead of running games on a local device like a gaming console or PC, cloud gaming platforms use powerful servers </w:t>
+      </w:r>
+      <w:r>
+        <w:rPr/>
+        <w:t>located</w:t>
+      </w:r>
+      <w:r>
+        <w:rPr/>
+        <w:t xml:space="preserve"> in data centers to run games remotely.</w:t>
+      </w:r>
+      <w:r>
+        <w:br/>
+      </w:r>
+      <w:r>
+        <w:br/>
+      </w:r>
+      <w:r>
+        <w:rPr>
+          <w:b w:val="1"/>
+          <w:bCs w:val="1"/>
+        </w:rPr>
+        <w:t xml:space="preserve">Accessibility: </w:t>
+      </w:r>
+      <w:r>
+        <w:rPr/>
+        <w:t>One of the biggest advantages of cloud gaming is its accessibility. With cloud gaming services, players can access high-quality games on various devices such as smartphones, tablets, laptops, and smart TVs, without the need for high-end gaming hardware. All they need is a stable internet connection.</w:t>
+      </w:r>
+    </w:p>
+    <w:p>
+      <w:pPr>
+        <w:pStyle w:val="Normal"/>
+        <w:ind w:left="0"/>
+      </w:pPr>
+      <w:r>
+        <w:rPr>
+          <w:b w:val="1"/>
+          <w:bCs w:val="1"/>
+        </w:rPr>
+        <w:t>No Downloads or Installations:</w:t>
+      </w:r>
+      <w:r>
+        <w:rPr/>
+        <w:t xml:space="preserve"> Unlike traditional gaming, where you need to download and install games on your device, cloud gaming allows you to stream games directly from remote servers. This </w:t>
+      </w:r>
+      <w:r>
+        <w:rPr/>
+        <w:t>eliminates</w:t>
+      </w:r>
+      <w:r>
+        <w:rPr/>
+        <w:t xml:space="preserve"> the need for large downloads and installations, saving time and storage space.</w:t>
+      </w:r>
+    </w:p>
+    <w:p>
+      <w:pPr>
+        <w:pStyle w:val="Normal"/>
+        <w:ind w:left="0"/>
+      </w:pPr>
+      <w:r>
+        <w:rPr>
+          <w:b w:val="1"/>
+          <w:bCs w:val="1"/>
+        </w:rPr>
+        <w:t>Instant Play:</w:t>
+      </w:r>
+      <w:r>
+        <w:rPr/>
+        <w:t xml:space="preserve"> Cloud gaming offers instant play experiences. Once you subscribe to a cloud gaming service, you can start playing games </w:t>
+      </w:r>
+      <w:r>
+        <w:rPr/>
+        <w:t>immediately</w:t>
+      </w:r>
+      <w:r>
+        <w:rPr/>
+        <w:t>, without waiting for downloads or updates. This makes it convenient for gamers who want to jump into a game quickly.</w:t>
+      </w:r>
+    </w:p>
+    <w:p>
+      <w:pPr>
+        <w:pStyle w:val="Normal"/>
+        <w:ind w:left="0"/>
+      </w:pPr>
+      <w:r>
+        <w:rPr>
+          <w:b w:val="1"/>
+          <w:bCs w:val="1"/>
+        </w:rPr>
+        <w:t>Wide Variety of Games:</w:t>
+      </w:r>
+      <w:r>
+        <w:rPr/>
+        <w:t xml:space="preserve"> Cloud gaming services offer a wide variety of games, ranging from popular AAA titles to indie games. Subscribers usually have access to a library of games that they can play on-demand, often for a monthly subscription fee.</w:t>
+      </w:r>
+    </w:p>
+    <w:p>
+      <w:pPr>
+        <w:pStyle w:val="Normal"/>
+        <w:ind w:left="0"/>
+      </w:pPr>
+      <w:r>
+        <w:rPr>
+          <w:b w:val="1"/>
+          <w:bCs w:val="1"/>
+        </w:rPr>
+        <w:t>Cross-Platform Play:</w:t>
+      </w:r>
+      <w:r>
+        <w:rPr/>
+        <w:t xml:space="preserve"> Cloud gaming platforms often support cross-platform play, allowing players to access their game progress and achievements across multiple devices. This means you can start playing a game on your smartphone and continue where you left off on your PC or console.</w:t>
+      </w:r>
+    </w:p>
+    <w:p>
+      <w:pPr>
+        <w:pStyle w:val="Normal"/>
+        <w:ind w:left="0"/>
+      </w:pPr>
+      <w:r>
+        <w:rPr>
+          <w:b w:val="1"/>
+          <w:bCs w:val="1"/>
+        </w:rPr>
+        <w:t>Scalability:</w:t>
+      </w:r>
+      <w:r>
+        <w:rPr/>
+        <w:t xml:space="preserve"> Cloud gaming services are highly scalable, meaning they can accommodate many players simultaneously without compromising performance.</w:t>
+      </w:r>
+      <w:r>
+        <w:rPr/>
+        <w:t xml:space="preserve"> This scalability is achieved through cloud infrastructure, which allows for efficient resource allocation and management.</w:t>
+      </w:r>
+    </w:p>
+    <w:p>
+      <w:pPr>
+        <w:pStyle w:val="Normal"/>
+        <w:ind w:left="0"/>
+      </w:pPr>
+      <w:r>
+        <w:rPr>
+          <w:b w:val="1"/>
+          <w:bCs w:val="1"/>
+        </w:rPr>
+        <w:t>Improved Hardware Utilization:</w:t>
+      </w:r>
+      <w:r>
+        <w:rPr/>
+        <w:t xml:space="preserve"> Cloud gaming platforms can </w:t>
+      </w:r>
+      <w:r>
+        <w:rPr/>
+        <w:t>leverage</w:t>
+      </w:r>
+      <w:r>
+        <w:rPr/>
+        <w:t xml:space="preserve"> powerful server hardware to deliver high-quality gaming experiences. By offloading the processing and </w:t>
+      </w:r>
+      <w:r>
+        <w:rPr/>
+        <w:t>rendering</w:t>
+      </w:r>
+      <w:r>
+        <w:rPr/>
+        <w:t xml:space="preserve"> tasks to remote servers, cloud gaming can provide smooth gameplay even on lower-end devices.</w:t>
+      </w:r>
+    </w:p>
+    <w:p>
+      <w:pPr>
+        <w:pStyle w:val="Normal"/>
+        <w:ind w:left="0"/>
+      </w:pPr>
+      <w:r>
+        <w:rPr>
+          <w:b w:val="1"/>
+          <w:bCs w:val="1"/>
+        </w:rPr>
+        <w:t>Future Potential:</w:t>
+      </w:r>
+      <w:r>
+        <w:rPr/>
+        <w:t xml:space="preserve"> Cloud gaming is still a </w:t>
+      </w:r>
+      <w:r>
+        <w:rPr/>
+        <w:t>relatively young</w:t>
+      </w:r>
+      <w:r>
+        <w:rPr/>
+        <w:t xml:space="preserve"> industry, and there is significant potential for growth and innovation. As technology advances and internet infrastructure improves, cloud gaming services are expected to become even more accessible and </w:t>
+      </w:r>
+      <w:r>
+        <w:rPr/>
+        <w:t>feature-rich</w:t>
+      </w:r>
+      <w:r>
+        <w:rPr/>
+        <w:t>.</w:t>
+      </w:r>
+    </w:p>
+    <w:p>
+      <w:pPr>
+        <w:pStyle w:val="Normal"/>
+        <w:ind w:left="0"/>
+        <w:rPr>
+          <w:highlight w:val="yellow"/>
+        </w:rPr>
+      </w:pPr>
+      <w:r>
+        <w:br/>
+      </w:r>
+      <w:r>
+        <w:br/>
+      </w:r>
+      <w:r>
+        <w:rPr/>
+        <w:t>As is the case with streaming platforms like Netflix, cloud gaming services have adopted different video encoding methods. That allows platforms like Shadow or Vortex to adapt the video stream based on your internet speed. If the connection falls below the good speeds for gaming, the video will show more compression artifacts.</w:t>
+      </w:r>
+      <w:r>
+        <w:br/>
+      </w:r>
+      <w:r>
+        <w:br/>
+      </w:r>
+      <w:r>
+        <w:rPr>
+          <w:highlight w:val="yellow"/>
+        </w:rPr>
+        <w:t>WORKING</w:t>
+      </w:r>
+      <w:r>
+        <w:br/>
+      </w:r>
+      <w:r>
+        <w:br/>
+      </w:r>
+      <w:r>
+        <w:rPr>
+          <w:highlight w:val="yellow"/>
+        </w:rPr>
+        <w:t xml:space="preserve">Cloud gaming </w:t>
+      </w:r>
+      <w:r>
+        <w:rPr>
+          <w:highlight w:val="yellow"/>
+        </w:rPr>
+        <w:t xml:space="preserve">is </w:t>
+      </w:r>
+      <w:r>
+        <w:rPr>
+          <w:highlight w:val="yellow"/>
+        </w:rPr>
+        <w:t>pretty sim</w:t>
+      </w:r>
+      <w:r>
+        <w:rPr>
+          <w:highlight w:val="yellow"/>
+        </w:rPr>
+        <w:t>ple</w:t>
+      </w:r>
+      <w:r>
+        <w:rPr>
+          <w:highlight w:val="yellow"/>
+        </w:rPr>
+        <w:t xml:space="preserve"> if you understand how streaming platforms like Netflix work. When connecting to Netfli</w:t>
+      </w:r>
+      <w:r>
+        <w:rPr>
+          <w:highlight w:val="yellow"/>
+        </w:rPr>
+        <w:t xml:space="preserve">x, </w:t>
+      </w:r>
+      <w:r>
+        <w:rPr>
+          <w:highlight w:val="yellow"/>
+        </w:rPr>
+        <w:t>you</w:t>
+      </w:r>
+      <w:r>
+        <w:rPr>
+          <w:highlight w:val="yellow"/>
+        </w:rPr>
+        <w:t>’re</w:t>
+      </w:r>
+      <w:r>
+        <w:rPr>
+          <w:highlight w:val="yellow"/>
+        </w:rPr>
+        <w:t xml:space="preserve"> sending a request to a server that houses the content you want to stream. Once that request is sent, Netflix begins feeding you the conte</w:t>
+      </w:r>
+      <w:r>
+        <w:rPr>
+          <w:highlight w:val="yellow"/>
+        </w:rPr>
+        <w:t xml:space="preserve">nt </w:t>
+      </w:r>
+      <w:r>
+        <w:rPr>
+          <w:highlight w:val="yellow"/>
+        </w:rPr>
+        <w:t>tha</w:t>
+      </w:r>
+      <w:r>
+        <w:rPr>
+          <w:highlight w:val="yellow"/>
+        </w:rPr>
+        <w:t>t’s</w:t>
+      </w:r>
+      <w:r>
+        <w:rPr>
+          <w:highlight w:val="yellow"/>
+        </w:rPr>
+        <w:t xml:space="preserve"> stored on the server in a stream, hence the name (Netflix gaming is a little different, though).</w:t>
+      </w:r>
+      <w:r>
+        <w:rPr/>
+        <w:t xml:space="preserve"> </w:t>
+      </w:r>
+    </w:p>
+    <w:p>
+      <w:pPr>
+        <w:pStyle w:val="Normal"/>
+        <w:ind w:left="0"/>
+        <w:rPr>
+          <w:highlight w:val="yellow"/>
+        </w:rPr>
+      </w:pPr>
+      <w:r>
+        <w:rPr>
+          <w:highlight w:val="yellow"/>
+        </w:rPr>
+        <w:t xml:space="preserve">You can do the same thing with </w:t>
+      </w:r>
+      <w:r>
+        <w:rPr>
+          <w:highlight w:val="yellow"/>
+        </w:rPr>
+        <w:t>gaming,</w:t>
+      </w:r>
+      <w:r>
+        <w:rPr>
+          <w:highlight w:val="yellow"/>
+        </w:rPr>
+        <w:t xml:space="preserve"> you just </w:t>
+      </w:r>
+      <w:r>
+        <w:rPr>
+          <w:highlight w:val="yellow"/>
+        </w:rPr>
+        <w:t>have to</w:t>
+      </w:r>
+      <w:r>
+        <w:rPr>
+          <w:highlight w:val="yellow"/>
+        </w:rPr>
+        <w:t xml:space="preserve"> do it many times over. When playing a video game, </w:t>
+      </w:r>
+      <w:r>
+        <w:rPr>
+          <w:highlight w:val="yellow"/>
+        </w:rPr>
+        <w:t>you’re</w:t>
+      </w:r>
+      <w:r>
+        <w:rPr>
+          <w:highlight w:val="yellow"/>
+        </w:rPr>
+        <w:t xml:space="preserve"> constantly inputting commands, and the game is responding to that. For example, on a PC, pressing the “W” key would tell your character to move forward and pressing the “A” button on an Xbox may tell your character to jump.</w:t>
+      </w:r>
+      <w:r>
+        <w:rPr/>
+        <w:t xml:space="preserve"> </w:t>
+      </w:r>
+    </w:p>
+    <w:p>
+      <w:pPr>
+        <w:pStyle w:val="Normal"/>
+        <w:ind w:left="0"/>
+        <w:rPr>
+          <w:highlight w:val="yellow"/>
+        </w:rPr>
+      </w:pPr>
+      <w:r>
+        <w:rPr>
+          <w:highlight w:val="yellow"/>
+        </w:rPr>
+        <w:t xml:space="preserve">When playing a game on the cloud, </w:t>
+      </w:r>
+      <w:r>
+        <w:rPr>
+          <w:highlight w:val="yellow"/>
+        </w:rPr>
+        <w:t>you’re</w:t>
+      </w:r>
+      <w:r>
+        <w:rPr>
+          <w:highlight w:val="yellow"/>
+        </w:rPr>
+        <w:t xml:space="preserve"> still inputting commands, but </w:t>
+      </w:r>
+      <w:r>
+        <w:rPr>
+          <w:highlight w:val="yellow"/>
+        </w:rPr>
+        <w:t>you’re</w:t>
+      </w:r>
+      <w:r>
+        <w:rPr>
+          <w:highlight w:val="yellow"/>
+        </w:rPr>
+        <w:t xml:space="preserve"> doing it over a network. A remote computer is running an instance of the game </w:t>
+      </w:r>
+      <w:r>
+        <w:rPr>
+          <w:highlight w:val="yellow"/>
+        </w:rPr>
+        <w:t>you’re</w:t>
+      </w:r>
+      <w:r>
+        <w:rPr>
+          <w:highlight w:val="yellow"/>
+        </w:rPr>
+        <w:t xml:space="preserve"> playing, and the display is being streamed to you. Your inputs are sent over the network, the remote machine responds with whatever command is being sent and the stream </w:t>
+      </w:r>
+      <w:r>
+        <w:rPr>
+          <w:highlight w:val="yellow"/>
+        </w:rPr>
+        <w:t>you’re</w:t>
+      </w:r>
+      <w:r>
+        <w:rPr>
+          <w:highlight w:val="yellow"/>
+        </w:rPr>
+        <w:t xml:space="preserve"> seeing is updated.</w:t>
+      </w:r>
+    </w:p>
+    <w:p>
+      <w:pPr>
+        <w:pStyle w:val="Normal"/>
+        <w:ind w:left="0"/>
+      </w:pPr>
+      <w:r>
+        <w:rPr>
+          <w:highlight w:val="yellow"/>
+        </w:rPr>
+        <w:t xml:space="preserve">Cloud gaming — in most cases — requires a subscription paid on a monthly or yearly basis </w:t>
+      </w:r>
+      <w:r>
+        <w:rPr>
+          <w:highlight w:val="yellow"/>
+        </w:rPr>
+        <w:t>in order to</w:t>
+      </w:r>
+      <w:r>
+        <w:rPr>
+          <w:highlight w:val="yellow"/>
+        </w:rPr>
+        <w:t xml:space="preserve"> access the content. With certain services, games must be </w:t>
+      </w:r>
+      <w:r>
+        <w:rPr>
+          <w:highlight w:val="yellow"/>
+        </w:rPr>
+        <w:t>purchased</w:t>
+      </w:r>
+      <w:r>
+        <w:rPr>
+          <w:highlight w:val="yellow"/>
+        </w:rPr>
+        <w:t xml:space="preserve"> on top of that fee.</w:t>
+      </w:r>
+      <w:r>
+        <w:br/>
+      </w:r>
+      <w:r>
+        <w:br/>
+      </w:r>
+      <w:r>
+        <w:rPr>
+          <w:highlight w:val="yellow"/>
+        </w:rPr>
+        <w:t>Cloud gaming services often provide dedicated or web-based apps to stream games. For example, Google Stadia is played through a web app on desktop PCs.</w:t>
+      </w:r>
+      <w:r>
+        <w:br/>
+      </w:r>
+      <w:r>
+        <w:rPr>
+          <w:highlight w:val="yellow"/>
+        </w:rPr>
+        <w:t xml:space="preserve">Cloud streaming services are typically compatible with the latest controllers via Bluetooth, along with the traditional mouse and keyboard setup. On devices with touchscreens, like phones and tablets, </w:t>
+      </w:r>
+      <w:r>
+        <w:rPr>
+          <w:highlight w:val="yellow"/>
+        </w:rPr>
+        <w:t>you’ll</w:t>
+      </w:r>
+      <w:r>
+        <w:rPr>
+          <w:highlight w:val="yellow"/>
+        </w:rPr>
+        <w:t xml:space="preserve"> also see </w:t>
+      </w:r>
+      <w:r>
+        <w:rPr>
+          <w:highlight w:val="yellow"/>
+        </w:rPr>
+        <w:t>an option</w:t>
+      </w:r>
+      <w:r>
+        <w:rPr>
+          <w:highlight w:val="yellow"/>
+        </w:rPr>
+        <w:t xml:space="preserve"> to use on-screen controls.</w:t>
+      </w:r>
+      <w:r>
+        <w:br/>
+      </w:r>
+      <w:r>
+        <w:br/>
+      </w:r>
+      <w:r>
+        <w:rPr>
+          <w:highlight w:val="yellow"/>
+        </w:rPr>
+        <w:t xml:space="preserve">On the cloud side, you </w:t>
+      </w:r>
+      <w:r>
+        <w:rPr>
+          <w:highlight w:val="yellow"/>
+        </w:rPr>
+        <w:t>essentially have</w:t>
+      </w:r>
+      <w:r>
+        <w:rPr>
+          <w:highlight w:val="yellow"/>
+        </w:rPr>
+        <w:t xml:space="preserve"> access to a gaming PC in a data center. Each service handles its servers a little differently, though. Shadow cloud gaming service, for example, gives you access to a full Windows 10 machine in the cloud</w:t>
+      </w:r>
+      <w:r>
+        <w:br/>
+      </w:r>
+      <w:r>
+        <w:br/>
+      </w:r>
+      <w:r>
+        <w:rPr>
+          <w:highlight w:val="yellow"/>
+        </w:rPr>
+        <w:t xml:space="preserve">Regardless of the setup, </w:t>
+      </w:r>
+      <w:r>
+        <w:rPr>
+          <w:highlight w:val="yellow"/>
+        </w:rPr>
+        <w:t>you’re</w:t>
+      </w:r>
+      <w:r>
+        <w:rPr>
+          <w:highlight w:val="yellow"/>
+        </w:rPr>
+        <w:t xml:space="preserve"> borrowing a small amount of computing horsepower from what is </w:t>
+      </w:r>
+      <w:r>
+        <w:rPr>
+          <w:highlight w:val="yellow"/>
+        </w:rPr>
+        <w:t>essentially a</w:t>
+      </w:r>
+      <w:r>
+        <w:rPr>
+          <w:highlight w:val="yellow"/>
+        </w:rPr>
+        <w:t xml:space="preserve"> supercomputer.</w:t>
+      </w:r>
+      <w:r>
+        <w:br/>
+      </w:r>
+      <w:r>
+        <w:br/>
+      </w:r>
+      <w:r>
+        <w:rPr>
+          <w:highlight w:val="yellow"/>
+        </w:rPr>
+        <w:t xml:space="preserve">The servers handle the game rendering while sending you a video stream of </w:t>
+      </w:r>
+      <w:r>
+        <w:rPr>
+          <w:highlight w:val="yellow"/>
+        </w:rPr>
+        <w:t>the end result</w:t>
+      </w:r>
+      <w:r>
+        <w:rPr>
+          <w:highlight w:val="yellow"/>
+        </w:rPr>
+        <w:t>. The wrench in this system is player input. Games update based on what the player is doing, and because of that, cloud gaming services need a two-way data street. Your inputs travel to the server, and the server sends back a video stream.</w:t>
+      </w:r>
+      <w:r>
+        <w:br/>
+      </w:r>
+      <w:r>
+        <w:br/>
+      </w:r>
+      <w:r>
+        <w:br/>
+      </w:r>
+      <w:r>
+        <w:br/>
+      </w:r>
+      <w:r>
+        <w:br/>
+      </w:r>
+      <w:r>
+        <w:br/>
+      </w:r>
+      <w:r>
+        <w:rPr/>
+        <w:t>LATENCY AND BANDWIDTH</w:t>
+      </w:r>
+      <w:r>
+        <w:br/>
+      </w:r>
+      <w:r>
+        <w:br/>
+      </w:r>
+      <w:r>
+        <w:rPr/>
+        <w:t xml:space="preserve">The two factors to consider when talking about cloud gaming are latency and bandwidth. Gamers are </w:t>
+      </w:r>
+      <w:r>
+        <w:rPr/>
+        <w:t>likely familiar</w:t>
+      </w:r>
+      <w:r>
+        <w:rPr/>
+        <w:t xml:space="preserve"> with latency or, as </w:t>
+      </w:r>
+      <w:r>
+        <w:rPr/>
+        <w:t>it’s</w:t>
+      </w:r>
+      <w:r>
+        <w:rPr/>
+        <w:t xml:space="preserve"> often referred to, “ping.” Your ping is how long it takes — usually in milliseconds — for an input to be sent across a network in a round trip</w:t>
+      </w:r>
+      <w:r>
+        <w:br/>
+      </w:r>
+      <w:r>
+        <w:br/>
+      </w:r>
+      <w:r>
+        <w:rPr/>
+        <w:t xml:space="preserve">Latency is used to measure how good your connection is when gaming online because the requests </w:t>
+      </w:r>
+      <w:r>
+        <w:rPr/>
+        <w:t>you’re</w:t>
+      </w:r>
+      <w:r>
+        <w:rPr/>
+        <w:t xml:space="preserve"> sending are all that matters.</w:t>
+      </w:r>
+      <w:r>
+        <w:br/>
+      </w:r>
+      <w:r>
+        <w:rPr/>
+        <w:t xml:space="preserve">Latency is </w:t>
+      </w:r>
+      <w:r>
+        <w:rPr/>
+        <w:t>mainly a</w:t>
+      </w:r>
+      <w:r>
+        <w:rPr/>
+        <w:t xml:space="preserve"> factor of how far a server is from your physical location. The closer you are to the server </w:t>
+      </w:r>
+      <w:r>
+        <w:rPr/>
+        <w:t>you’re</w:t>
+      </w:r>
+      <w:r>
+        <w:rPr/>
+        <w:t xml:space="preserve"> connecting to, the lower your latency, in most cases.  </w:t>
+      </w:r>
+      <w:r>
+        <w:br/>
+      </w:r>
+      <w:r>
+        <w:br/>
+      </w:r>
+      <w:r>
+        <w:rPr/>
+        <w:t xml:space="preserve">In the case of online gaming, bandwidth — the </w:t>
+      </w:r>
+      <w:r>
+        <w:rPr/>
+        <w:t>maximum</w:t>
+      </w:r>
+      <w:r>
+        <w:rPr/>
+        <w:t xml:space="preserve"> amount of data that can be transferred — </w:t>
+      </w:r>
+      <w:r>
+        <w:rPr/>
+        <w:t>doesn’t</w:t>
+      </w:r>
+      <w:r>
+        <w:rPr/>
+        <w:t xml:space="preserve"> matter, as </w:t>
+      </w:r>
+      <w:r>
+        <w:rPr/>
+        <w:t>you’re</w:t>
+      </w:r>
+      <w:r>
+        <w:rPr/>
+        <w:t xml:space="preserve"> only transporting small bits of data. For cloud gaming, though, bandwidth is a key metric.  </w:t>
+      </w:r>
+      <w:r>
+        <w:br/>
+      </w:r>
+      <w:r>
+        <w:br/>
+      </w:r>
+      <w:r>
+        <w:rPr/>
+        <w:t xml:space="preserve">Like playing games online, your latency is important in </w:t>
+      </w:r>
+      <w:r>
+        <w:rPr/>
+        <w:t>determining</w:t>
+      </w:r>
+      <w:r>
+        <w:rPr/>
+        <w:t xml:space="preserve"> how long it takes for your inputs to register. However, unlike playing online, a lot of data needs to be transferred over the network.  </w:t>
+      </w:r>
+      <w:r>
+        <w:br/>
+      </w:r>
+      <w:r>
+        <w:br/>
+      </w:r>
+      <w:r>
+        <w:rPr/>
+        <w:t xml:space="preserve">Due to the constantly changing nature of gaming, though, that responsiveness can make or break the experience. You need a solid internet connection and close data centers for cloud gaming, </w:t>
+      </w:r>
+      <w:r>
+        <w:rPr/>
+        <w:t>there’s</w:t>
+      </w:r>
+      <w:r>
+        <w:rPr/>
+        <w:t xml:space="preserve"> no arguing that. However, how quickly the remote computer can respond to your requests is equally as important.</w:t>
+      </w:r>
+      <w:r>
+        <w:br/>
+      </w:r>
+      <w:r>
+        <w:br/>
+      </w:r>
+      <w:r>
+        <w:br/>
+      </w:r>
+      <w:r>
+        <w:br/>
+      </w:r>
+      <w:r>
+        <w:br/>
+      </w:r>
+      <w:r>
+        <w:br/>
+      </w:r>
+      <w:r>
+        <w:rPr/>
+        <w:t xml:space="preserve">LIMITATIONS </w:t>
+      </w:r>
+      <w:r>
+        <w:br/>
+      </w:r>
+      <w:r>
+        <w:br/>
+      </w:r>
+      <w:r>
+        <w:rPr/>
+        <w:t xml:space="preserve">The biggest issue </w:t>
+      </w:r>
+      <w:r>
+        <w:rPr/>
+        <w:t>that’s</w:t>
+      </w:r>
+      <w:r>
+        <w:rPr/>
+        <w:t xml:space="preserve"> held cloud gaming back is infrastructure. </w:t>
+      </w:r>
+      <w:r>
+        <w:rPr/>
+        <w:t>At the moment, many cloud gaming services are either using existing data centers or renting space from a large cloud to run their platform, which is hard to control.</w:t>
+      </w:r>
+      <w:r>
+        <w:rPr/>
+        <w:t xml:space="preserve"> Furthermore, there has been a surge in cloud gaming in recent years, which has caused many companies to bring products to market too quickly. </w:t>
+      </w:r>
+      <w:r>
+        <w:rPr/>
+        <w:t>Previous</w:t>
+      </w:r>
+      <w:r>
+        <w:rPr/>
+        <w:t xml:space="preserve"> attempts like OnLive and Gaikai </w:t>
+      </w:r>
+      <w:r>
+        <w:rPr/>
+        <w:t>couldn’t</w:t>
+      </w:r>
+      <w:r>
+        <w:rPr/>
+        <w:t xml:space="preserve"> hold up because they </w:t>
+      </w:r>
+      <w:r>
+        <w:rPr/>
+        <w:t>didn’t</w:t>
+      </w:r>
+      <w:r>
+        <w:rPr/>
+        <w:t xml:space="preserve"> have the bandwidth and scope of services today.  </w:t>
+      </w:r>
+      <w:r>
+        <w:br/>
+      </w:r>
+      <w:r>
+        <w:br/>
+      </w:r>
+      <w:r>
+        <w:rPr/>
+        <w:t xml:space="preserve">Outside of </w:t>
+      </w:r>
+      <w:r>
+        <w:rPr/>
+        <w:t>the technical</w:t>
+      </w:r>
+      <w:r>
+        <w:rPr/>
+        <w:t xml:space="preserve"> explanation, cloud gaming is becoming popular now because it works.</w:t>
+      </w:r>
+      <w:r>
+        <w:br/>
+      </w:r>
+      <w:r>
+        <w:br/>
+      </w:r>
+      <w:r>
+        <w:rPr/>
+        <w:t xml:space="preserve">Now, cloud gaming has financial backing from some of the biggest tech companies in the world, enabling lower latency, higher frame rates, and a more convenient setup process.  </w:t>
+      </w:r>
+      <w:r>
+        <w:br/>
+      </w:r>
+      <w:r>
+        <w:br/>
+      </w:r>
+      <w:r>
+        <w:rPr/>
+        <w:t xml:space="preserve">Above all else, though, cloud gaming is convenient. Because it works across devices, you can play no matter what screen or hardware you have. This is </w:t>
+      </w:r>
+      <w:r>
+        <w:rPr/>
+        <w:t>probably going</w:t>
+      </w:r>
+      <w:r>
+        <w:rPr/>
+        <w:t xml:space="preserve"> to be the most important aspect of cloud gaming moving forward, lowering the barrier for entry for live-service games like Destiny 2 that people want to play with their friends without investing in a console or PC</w:t>
+      </w:r>
+      <w:r>
+        <w:br/>
+      </w:r>
+      <w:r>
+        <w:br/>
+      </w:r>
+      <w:r>
+        <w:br/>
+      </w:r>
+      <w:r>
+        <w:br/>
+      </w:r>
+      <w:r>
+        <w:br/>
+      </w:r>
+      <w:r>
+        <w:br/>
+      </w:r>
+    </w:p>
+    <w:p>
+      <w:pPr>
+        <w:pStyle w:val="Normal"/>
+        <w:ind w:left="0"/>
+        <w:rPr>
+          <w:b w:val="1"/>
+          <w:bCs w:val="1"/>
+          <w:sz w:val="32"/>
+          <w:szCs w:val="32"/>
+        </w:rPr>
+      </w:pPr>
+      <w:r>
+        <w:rPr>
+          <w:b w:val="1"/>
+          <w:bCs w:val="1"/>
+          <w:sz w:val="32"/>
+          <w:szCs w:val="32"/>
           <w:u w:val="single"/>
         </w:rPr>
-        <w:t>2. Difference between cloud and cloud computing</w:t>
-      </w:r>
-    </w:p>
-    <w:p>
-      <w:pPr>
-        <w:pStyle w:val="Normal"/>
-      </w:pPr>
-      <w:r>
-        <w:br/>
-      </w:r>
-      <w:r>
-        <w:rPr/>
-        <w:t>The "cloud" refers to the infrastructure itself, while "cloud computing" refers to the delivery of computing services over the internet using that infrastructure.</w:t>
-      </w:r>
-    </w:p>
-    <w:p>
-      <w:pPr>
-        <w:pStyle w:val="Normal"/>
-        <w:ind w:left="0"/>
-      </w:pPr>
-      <w:r>
-        <w:br/>
-      </w:r>
-      <w:r>
-        <w:rPr>
+        <w:t>Cloud based multiplayer games</w:t>
+      </w:r>
+      <w:r>
+        <w:rPr>
+          <w:b w:val="1"/>
+          <w:bCs w:val="1"/>
+          <w:sz w:val="32"/>
+          <w:szCs w:val="32"/>
+        </w:rPr>
+        <w:t xml:space="preserve"> </w:t>
+      </w:r>
+    </w:p>
+    <w:p>
+      <w:pPr>
+        <w:pStyle w:val="Normal"/>
+      </w:pPr>
+    </w:p>
+    <w:p>
+      <w:pPr>
+        <w:pStyle w:val="Normal"/>
+      </w:pPr>
+      <w:r>
+        <w:rPr/>
+        <w:t>Examples of Cloud-Based Multiplayer Games:</w:t>
+      </w:r>
+    </w:p>
+    <w:p>
+      <w:pPr>
+        <w:pStyle w:val="Normal"/>
+      </w:pPr>
+      <w:r>
+        <w:rPr/>
+        <w:t>Fortnite</w:t>
+      </w:r>
+    </w:p>
+    <w:p>
+      <w:pPr>
+        <w:pStyle w:val="Normal"/>
+      </w:pPr>
+      <w:r>
+        <w:rPr/>
+        <w:t>Apex Legends</w:t>
+      </w:r>
+    </w:p>
+    <w:p>
+      <w:pPr>
+        <w:pStyle w:val="Normal"/>
+      </w:pPr>
+      <w:r>
+        <w:rPr/>
+        <w:t>League of Legends (LoL)</w:t>
+      </w:r>
+    </w:p>
+    <w:p>
+      <w:pPr>
+        <w:pStyle w:val="Normal"/>
+      </w:pPr>
+      <w:r>
+        <w:rPr/>
+        <w:t>Call of Duty: Warzone</w:t>
+      </w:r>
+    </w:p>
+    <w:p>
+      <w:pPr>
+        <w:pStyle w:val="Normal"/>
+      </w:pPr>
+      <w:r>
+        <w:rPr/>
+        <w:t>Minecraft</w:t>
+      </w:r>
+    </w:p>
+    <w:p>
+      <w:pPr>
+        <w:pStyle w:val="Normal"/>
+      </w:pPr>
+      <w:r>
+        <w:rPr/>
+        <w:t>Rocket League</w:t>
+      </w:r>
+    </w:p>
+    <w:p>
+      <w:pPr>
+        <w:pStyle w:val="Normal"/>
+      </w:pPr>
+      <w:r>
+        <w:rPr/>
+        <w:t>PlayerUnknown's Battlegrounds (PUBG)</w:t>
+      </w:r>
+    </w:p>
+    <w:p>
+      <w:pPr>
+        <w:pStyle w:val="Normal"/>
+      </w:pPr>
+      <w:r>
+        <w:rPr/>
+        <w:t>Rainbow Six Siege</w:t>
+      </w:r>
+    </w:p>
+    <w:p>
+      <w:pPr>
+        <w:pStyle w:val="Normal"/>
+      </w:pPr>
+      <w:r>
+        <w:rPr/>
+        <w:t>Overwatch</w:t>
+      </w:r>
+    </w:p>
+    <w:p>
+      <w:pPr>
+        <w:pStyle w:val="Normal"/>
+      </w:pPr>
+      <w:r>
+        <w:rPr/>
+        <w:t>World of Warcraft</w:t>
+      </w:r>
+    </w:p>
+    <w:p>
+      <w:pPr>
+        <w:pStyle w:val="Normal"/>
+      </w:pPr>
+    </w:p>
+    <w:p>
+      <w:pPr>
+        <w:pStyle w:val="Normal"/>
+        <w:rPr>
+          <w:b w:val="0"/>
+          <w:bCs w:val="0"/>
+          <w:u w:val="none"/>
+        </w:rPr>
+      </w:pPr>
+    </w:p>
+    <w:p>
+      <w:pPr>
+        <w:pStyle w:val="Normal"/>
+        <w:rPr>
+          <w:b w:val="1"/>
+          <w:bCs w:val="1"/>
+          <w:sz w:val="32"/>
+          <w:szCs w:val="32"/>
           <w:u w:val="single"/>
         </w:rPr>
-        <w:t>3</w:t>
-      </w:r>
-      <w:r>
-        <w:rPr>
+      </w:pPr>
+      <w:r>
+        <w:rPr>
+          <w:b w:val="1"/>
+          <w:bCs w:val="1"/>
+          <w:sz w:val="32"/>
+          <w:szCs w:val="32"/>
           <w:u w:val="single"/>
         </w:rPr>
-        <w:t>. Cloud computing</w:t>
-      </w:r>
-      <w:r>
-        <w:br/>
-      </w:r>
-      <w:r>
-        <w:br/>
-      </w:r>
-      <w:r>
-        <w:rPr/>
-        <w:t>Cloud computing is the on-demand access of computing resources—physical servers or virtual servers, data storage, networking capabilities, application development tools, software and more—over the internet with pay-per-use pricing.</w:t>
-      </w:r>
-    </w:p>
-    <w:p>
-      <w:pPr>
-        <w:pStyle w:val="Normal"/>
-      </w:pPr>
-      <w:r>
-        <w:rPr>
-          <w:rFonts w:ascii="IBM Plex Sans" w:hAnsi="IBM Plex Sans" w:eastAsia="IBM Plex Sans" w:cs="IBM Plex Sans"/>
-          <w:b w:val="0"/>
-          <w:bCs w:val="0"/>
-          <w:i w:val="0"/>
-          <w:iCs w:val="0"/>
-          <w:caps w:val="0"/>
-          <w:smallCaps w:val="0"/>
-          <w:noProof w:val="0"/>
-          <w:color w:val="161616"/>
-          <w:sz w:val="24"/>
-          <w:szCs w:val="24"/>
-          <w:lang w:val="en-US"/>
-        </w:rPr>
-        <w:t>The cloud computing model offers</w:t>
-      </w:r>
-      <w:r>
-        <w:rPr>
-          <w:rFonts w:ascii="IBM Plex Sans" w:hAnsi="IBM Plex Sans" w:eastAsia="IBM Plex Sans" w:cs="IBM Plex Sans"/>
-          <w:b w:val="0"/>
-          <w:bCs w:val="0"/>
-          <w:i w:val="0"/>
-          <w:iCs w:val="0"/>
-          <w:caps w:val="0"/>
-          <w:smallCaps w:val="0"/>
-          <w:noProof w:val="0"/>
-          <w:color w:val="161616"/>
-          <w:sz w:val="24"/>
-          <w:szCs w:val="24"/>
-          <w:lang w:val="en-US"/>
-        </w:rPr>
-        <w:t xml:space="preserve">: </w:t>
-      </w:r>
-      <w:r>
-        <w:br/>
-      </w:r>
-      <w:r>
-        <w:rPr>
-          <w:rFonts w:ascii="IBM Plex Sans" w:hAnsi="IBM Plex Sans" w:eastAsia="IBM Plex Sans" w:cs="IBM Plex Sans"/>
-          <w:b w:val="0"/>
-          <w:bCs w:val="0"/>
-          <w:i w:val="0"/>
-          <w:iCs w:val="0"/>
-          <w:caps w:val="0"/>
-          <w:smallCaps w:val="0"/>
-          <w:noProof w:val="0"/>
-          <w:color w:val="161616"/>
-          <w:sz w:val="24"/>
-          <w:szCs w:val="24"/>
-          <w:lang w:val="en-US"/>
-        </w:rPr>
-        <w:t xml:space="preserve">Cost Effectiveness </w:t>
-      </w:r>
-      <w:r>
-        <w:br/>
-      </w:r>
-      <w:r>
-        <w:rPr>
-          <w:rFonts w:ascii="IBM Plex Sans" w:hAnsi="IBM Plex Sans" w:eastAsia="IBM Plex Sans" w:cs="IBM Plex Sans"/>
-          <w:b w:val="0"/>
-          <w:bCs w:val="0"/>
-          <w:i w:val="0"/>
-          <w:iCs w:val="0"/>
-          <w:caps w:val="0"/>
-          <w:smallCaps w:val="0"/>
-          <w:noProof w:val="0"/>
-          <w:color w:val="161616"/>
-          <w:sz w:val="24"/>
-          <w:szCs w:val="24"/>
-          <w:lang w:val="en-US"/>
-        </w:rPr>
-        <w:t>Speed and Agility</w:t>
-      </w:r>
-      <w:r>
-        <w:br/>
-      </w:r>
-      <w:r>
-        <w:rPr>
-          <w:rFonts w:ascii="IBM Plex Sans" w:hAnsi="IBM Plex Sans" w:eastAsia="IBM Plex Sans" w:cs="IBM Plex Sans"/>
-          <w:b w:val="0"/>
-          <w:bCs w:val="0"/>
-          <w:i w:val="0"/>
-          <w:iCs w:val="0"/>
-          <w:caps w:val="0"/>
-          <w:smallCaps w:val="0"/>
-          <w:noProof w:val="0"/>
-          <w:color w:val="161616"/>
-          <w:sz w:val="24"/>
-          <w:szCs w:val="24"/>
-          <w:lang w:val="en-US"/>
-        </w:rPr>
-        <w:t>Scalability</w:t>
-      </w:r>
-      <w:r>
-        <w:br/>
-      </w:r>
-      <w:r>
-        <w:rPr>
-          <w:rFonts w:ascii="IBM Plex Sans" w:hAnsi="IBM Plex Sans" w:eastAsia="IBM Plex Sans" w:cs="IBM Plex Sans"/>
-          <w:b w:val="0"/>
-          <w:bCs w:val="0"/>
-          <w:i w:val="0"/>
-          <w:iCs w:val="0"/>
-          <w:caps w:val="0"/>
-          <w:smallCaps w:val="0"/>
-          <w:noProof w:val="0"/>
-          <w:color w:val="161616"/>
-          <w:sz w:val="24"/>
-          <w:szCs w:val="24"/>
-          <w:lang w:val="en-US"/>
-        </w:rPr>
-        <w:t>Strategic Value</w:t>
-      </w:r>
-      <w:r>
-        <w:br/>
-      </w:r>
-      <w:r>
-        <w:rPr>
-          <w:rFonts w:ascii="IBM Plex Sans" w:hAnsi="IBM Plex Sans" w:eastAsia="IBM Plex Sans" w:cs="IBM Plex Sans"/>
-          <w:b w:val="0"/>
-          <w:bCs w:val="0"/>
-          <w:i w:val="0"/>
-          <w:iCs w:val="0"/>
-          <w:caps w:val="0"/>
-          <w:smallCaps w:val="0"/>
-          <w:noProof w:val="0"/>
-          <w:color w:val="161616"/>
-          <w:sz w:val="24"/>
-          <w:szCs w:val="24"/>
-          <w:lang w:val="en-US"/>
-        </w:rPr>
-        <w:t>Reliability</w:t>
-      </w:r>
-      <w:r>
-        <w:br/>
-      </w:r>
-      <w:r>
-        <w:rPr>
-          <w:rFonts w:ascii="IBM Plex Sans" w:hAnsi="IBM Plex Sans" w:eastAsia="IBM Plex Sans" w:cs="IBM Plex Sans"/>
-          <w:b w:val="0"/>
-          <w:bCs w:val="0"/>
-          <w:i w:val="0"/>
-          <w:iCs w:val="0"/>
-          <w:caps w:val="0"/>
-          <w:smallCaps w:val="0"/>
-          <w:noProof w:val="0"/>
-          <w:color w:val="161616"/>
-          <w:sz w:val="24"/>
-          <w:szCs w:val="24"/>
-          <w:lang w:val="en-US"/>
-        </w:rPr>
-        <w:t xml:space="preserve">Security </w:t>
-      </w:r>
-      <w:r>
-        <w:br/>
-      </w:r>
-      <w:r>
-        <w:br/>
-      </w:r>
-      <w:r>
-        <w:rPr>
-          <w:rFonts w:ascii="IBM Plex Sans" w:hAnsi="IBM Plex Sans" w:eastAsia="IBM Plex Sans" w:cs="IBM Plex Sans"/>
-          <w:b w:val="0"/>
-          <w:bCs w:val="0"/>
-          <w:i w:val="0"/>
-          <w:iCs w:val="0"/>
-          <w:caps w:val="0"/>
-          <w:smallCaps w:val="0"/>
-          <w:noProof w:val="0"/>
-          <w:color w:val="161616"/>
-          <w:sz w:val="24"/>
-          <w:szCs w:val="24"/>
-          <w:lang w:val="en-US"/>
-        </w:rPr>
-        <w:t xml:space="preserve">Cloud computing plays a pivotal role in our everyday lives, whether accessing a cloud application like Google Gmail, streaming a movie on </w:t>
-      </w:r>
-      <w:r>
-        <w:rPr>
-          <w:rFonts w:ascii="IBM Plex Sans" w:hAnsi="IBM Plex Sans" w:eastAsia="IBM Plex Sans" w:cs="IBM Plex Sans"/>
-          <w:b w:val="0"/>
-          <w:bCs w:val="0"/>
-          <w:i w:val="0"/>
-          <w:iCs w:val="0"/>
-          <w:caps w:val="0"/>
-          <w:smallCaps w:val="0"/>
-          <w:noProof w:val="0"/>
-          <w:color w:val="161616"/>
-          <w:sz w:val="24"/>
-          <w:szCs w:val="24"/>
-          <w:lang w:val="en-US"/>
-        </w:rPr>
-        <w:t>Netflix</w:t>
-      </w:r>
-      <w:r>
-        <w:rPr>
-          <w:rFonts w:ascii="IBM Plex Sans" w:hAnsi="IBM Plex Sans" w:eastAsia="IBM Plex Sans" w:cs="IBM Plex Sans"/>
-          <w:b w:val="0"/>
-          <w:bCs w:val="0"/>
-          <w:i w:val="0"/>
-          <w:iCs w:val="0"/>
-          <w:caps w:val="0"/>
-          <w:smallCaps w:val="0"/>
-          <w:noProof w:val="0"/>
-          <w:color w:val="161616"/>
-          <w:sz w:val="24"/>
-          <w:szCs w:val="24"/>
-          <w:lang w:val="en-US"/>
-        </w:rPr>
-        <w:t xml:space="preserve"> or playing a cloud-hosted video game.</w:t>
-      </w:r>
-      <w:r>
-        <w:br/>
-      </w:r>
-      <w:r>
-        <w:br/>
-      </w:r>
-      <w:r>
-        <w:rPr>
-          <w:rFonts w:ascii="IBM Plex Sans" w:hAnsi="IBM Plex Sans" w:eastAsia="IBM Plex Sans" w:cs="IBM Plex Sans"/>
-          <w:b w:val="0"/>
-          <w:bCs w:val="0"/>
-          <w:i w:val="0"/>
-          <w:iCs w:val="0"/>
-          <w:caps w:val="0"/>
-          <w:smallCaps w:val="0"/>
-          <w:noProof w:val="0"/>
-          <w:color w:val="161616"/>
-          <w:sz w:val="24"/>
-          <w:szCs w:val="24"/>
-          <w:lang w:val="en-US"/>
-        </w:rPr>
-        <w:t>In 2002, Amazon Web Services started cloud-based storage and computing services.</w:t>
-      </w:r>
-      <w:r>
-        <w:br/>
-      </w:r>
-      <w:r>
-        <w:rPr>
-          <w:rFonts w:ascii="IBM Plex Sans" w:hAnsi="IBM Plex Sans" w:eastAsia="IBM Plex Sans" w:cs="IBM Plex Sans"/>
-          <w:b w:val="0"/>
-          <w:bCs w:val="0"/>
-          <w:i w:val="0"/>
-          <w:iCs w:val="0"/>
-          <w:caps w:val="0"/>
-          <w:smallCaps w:val="0"/>
-          <w:noProof w:val="0"/>
-          <w:color w:val="161616"/>
-          <w:sz w:val="24"/>
-          <w:szCs w:val="24"/>
-          <w:lang w:val="en-US"/>
-        </w:rPr>
-        <w:t>Disadvanages of CC</w:t>
-      </w:r>
-      <w:r>
-        <w:br/>
-      </w:r>
-      <w:r>
-        <w:br/>
-      </w:r>
-      <w:r>
-        <w:rPr>
-          <w:rFonts w:ascii="IBM Plex Sans" w:hAnsi="IBM Plex Sans" w:eastAsia="IBM Plex Sans" w:cs="IBM Plex Sans"/>
-          <w:b w:val="0"/>
-          <w:bCs w:val="0"/>
-          <w:i w:val="0"/>
-          <w:iCs w:val="0"/>
-          <w:caps w:val="0"/>
-          <w:smallCaps w:val="0"/>
-          <w:noProof w:val="0"/>
-          <w:color w:val="161616"/>
-          <w:sz w:val="24"/>
-          <w:szCs w:val="24"/>
-          <w:lang w:val="en-US"/>
-        </w:rPr>
-        <w:t xml:space="preserve">Security </w:t>
-      </w:r>
-      <w:r>
-        <w:rPr>
-          <w:rFonts w:ascii="IBM Plex Sans" w:hAnsi="IBM Plex Sans" w:eastAsia="IBM Plex Sans" w:cs="IBM Plex Sans"/>
-          <w:b w:val="0"/>
-          <w:bCs w:val="0"/>
-          <w:i w:val="0"/>
-          <w:iCs w:val="0"/>
-          <w:caps w:val="0"/>
-          <w:smallCaps w:val="0"/>
-          <w:noProof w:val="0"/>
-          <w:color w:val="161616"/>
-          <w:sz w:val="24"/>
-          <w:szCs w:val="24"/>
-          <w:lang w:val="en-US"/>
-        </w:rPr>
-        <w:t>of</w:t>
-      </w:r>
-      <w:r>
-        <w:rPr>
-          <w:rFonts w:ascii="IBM Plex Sans" w:hAnsi="IBM Plex Sans" w:eastAsia="IBM Plex Sans" w:cs="IBM Plex Sans"/>
-          <w:b w:val="0"/>
-          <w:bCs w:val="0"/>
-          <w:i w:val="0"/>
-          <w:iCs w:val="0"/>
-          <w:caps w:val="0"/>
-          <w:smallCaps w:val="0"/>
-          <w:noProof w:val="0"/>
-          <w:color w:val="161616"/>
-          <w:sz w:val="24"/>
-          <w:szCs w:val="24"/>
-          <w:lang w:val="en-US"/>
-        </w:rPr>
-        <w:t xml:space="preserve"> Data</w:t>
-      </w:r>
-      <w:r>
-        <w:br/>
-      </w:r>
-      <w:r>
-        <w:rPr>
-          <w:rFonts w:ascii="IBM Plex Sans" w:hAnsi="IBM Plex Sans" w:eastAsia="IBM Plex Sans" w:cs="IBM Plex Sans"/>
-          <w:b w:val="0"/>
-          <w:bCs w:val="0"/>
-          <w:i w:val="0"/>
-          <w:iCs w:val="0"/>
-          <w:caps w:val="0"/>
-          <w:smallCaps w:val="0"/>
-          <w:noProof w:val="0"/>
-          <w:color w:val="161616"/>
-          <w:sz w:val="24"/>
-          <w:szCs w:val="24"/>
-          <w:lang w:val="en-US"/>
-        </w:rPr>
-        <w:t xml:space="preserve">Downtime and reliability </w:t>
-      </w:r>
-      <w:r>
-        <w:br/>
-      </w:r>
-      <w:r>
-        <w:rPr>
-          <w:rFonts w:ascii="IBM Plex Sans" w:hAnsi="IBM Plex Sans" w:eastAsia="IBM Plex Sans" w:cs="IBM Plex Sans"/>
-          <w:b w:val="0"/>
-          <w:bCs w:val="0"/>
-          <w:i w:val="0"/>
-          <w:iCs w:val="0"/>
-          <w:caps w:val="0"/>
-          <w:smallCaps w:val="0"/>
-          <w:noProof w:val="0"/>
-          <w:color w:val="161616"/>
-          <w:sz w:val="24"/>
-          <w:szCs w:val="24"/>
-          <w:lang w:val="en-US"/>
-        </w:rPr>
-        <w:t xml:space="preserve">Dependency on internet </w:t>
-      </w:r>
-      <w:r>
-        <w:br/>
-      </w:r>
-      <w:r>
-        <w:rPr>
-          <w:rFonts w:ascii="IBM Plex Sans" w:hAnsi="IBM Plex Sans" w:eastAsia="IBM Plex Sans" w:cs="IBM Plex Sans"/>
-          <w:b w:val="0"/>
-          <w:bCs w:val="0"/>
-          <w:i w:val="0"/>
-          <w:iCs w:val="0"/>
-          <w:caps w:val="0"/>
-          <w:smallCaps w:val="0"/>
-          <w:noProof w:val="0"/>
-          <w:color w:val="161616"/>
-          <w:sz w:val="24"/>
-          <w:szCs w:val="24"/>
-          <w:lang w:val="en-US"/>
-        </w:rPr>
-        <w:t xml:space="preserve">Cost management complexities </w:t>
-      </w:r>
-      <w:r>
-        <w:br/>
-      </w:r>
-    </w:p>
-    <w:p>
-      <w:pPr>
-        <w:pStyle w:val="Normal"/>
-        <w:rPr>
-          <w:rFonts w:ascii="IBM Plex Sans" w:hAnsi="IBM Plex Sans" w:eastAsia="IBM Plex Sans" w:cs="IBM Plex Sans"/>
-          <w:b w:val="0"/>
-          <w:bCs w:val="0"/>
-          <w:i w:val="0"/>
-          <w:iCs w:val="0"/>
-          <w:caps w:val="0"/>
-          <w:smallCaps w:val="0"/>
-          <w:noProof w:val="0"/>
-          <w:color w:val="161616"/>
-          <w:sz w:val="24"/>
-          <w:szCs w:val="24"/>
-          <w:lang w:val="en-US"/>
-        </w:rPr>
-      </w:pPr>
-      <w:r>
-        <w:rPr>
-          <w:rFonts w:ascii="IBM Plex Sans" w:hAnsi="IBM Plex Sans" w:eastAsia="IBM Plex Sans" w:cs="IBM Plex Sans"/>
-          <w:b w:val="0"/>
-          <w:bCs w:val="0"/>
-          <w:i w:val="0"/>
-          <w:iCs w:val="0"/>
-          <w:caps w:val="0"/>
-          <w:smallCaps w:val="0"/>
-          <w:noProof w:val="0"/>
-          <w:color w:val="161616"/>
-          <w:sz w:val="24"/>
-          <w:szCs w:val="24"/>
-          <w:lang w:val="en-US"/>
-        </w:rPr>
-        <w:t>Virtualization in CC</w:t>
-      </w:r>
-    </w:p>
-    <w:p>
-      <w:pPr>
-        <w:pStyle w:val="Normal"/>
-        <w:rPr>
-          <w:rFonts w:ascii="IBM Plex Sans" w:hAnsi="IBM Plex Sans" w:eastAsia="IBM Plex Sans" w:cs="IBM Plex Sans"/>
-          <w:b w:val="0"/>
-          <w:bCs w:val="0"/>
-          <w:i w:val="0"/>
-          <w:iCs w:val="0"/>
-          <w:caps w:val="0"/>
-          <w:smallCaps w:val="0"/>
-          <w:noProof w:val="0"/>
-          <w:color w:val="161616"/>
-          <w:sz w:val="24"/>
-          <w:szCs w:val="24"/>
-          <w:lang w:val="en-US"/>
-        </w:rPr>
-      </w:pPr>
-    </w:p>
-    <w:p>
-      <w:pPr>
-        <w:pStyle w:val="Normal"/>
-        <w:rPr>
-          <w:rFonts w:ascii="IBM Plex Sans" w:hAnsi="IBM Plex Sans" w:eastAsia="IBM Plex Sans" w:cs="IBM Plex Sans"/>
-          <w:b w:val="0"/>
-          <w:bCs w:val="0"/>
-          <w:i w:val="0"/>
-          <w:iCs w:val="0"/>
-          <w:caps w:val="0"/>
-          <w:smallCaps w:val="0"/>
-          <w:noProof w:val="0"/>
-          <w:color w:val="161616"/>
-          <w:sz w:val="24"/>
-          <w:szCs w:val="24"/>
-          <w:lang w:val="en-US"/>
-        </w:rPr>
-      </w:pPr>
-    </w:p>
-    <w:p>
-      <w:pPr>
-        <w:pStyle w:val="Normal"/>
-        <w:rPr>
-          <w:rFonts w:ascii="IBM Plex Sans" w:hAnsi="IBM Plex Sans" w:eastAsia="IBM Plex Sans" w:cs="IBM Plex Sans"/>
-          <w:b w:val="0"/>
-          <w:bCs w:val="0"/>
-          <w:i w:val="0"/>
-          <w:iCs w:val="0"/>
-          <w:caps w:val="0"/>
-          <w:smallCaps w:val="0"/>
-          <w:noProof w:val="0"/>
-          <w:color w:val="161616"/>
-          <w:sz w:val="24"/>
-          <w:szCs w:val="24"/>
-          <w:lang w:val="en-US"/>
-        </w:rPr>
-      </w:pPr>
-    </w:p>
-    <w:p>
-      <w:pPr>
-        <w:pStyle w:val="Normal"/>
-        <w:rPr>
-          <w:rFonts w:ascii="IBM Plex Sans" w:hAnsi="IBM Plex Sans" w:eastAsia="IBM Plex Sans" w:cs="IBM Plex Sans"/>
-          <w:b w:val="0"/>
-          <w:bCs w:val="0"/>
-          <w:i w:val="0"/>
-          <w:iCs w:val="0"/>
-          <w:caps w:val="0"/>
-          <w:smallCaps w:val="0"/>
-          <w:noProof w:val="0"/>
-          <w:color w:val="161616"/>
-          <w:sz w:val="24"/>
-          <w:szCs w:val="24"/>
-          <w:lang w:val="en-US"/>
-        </w:rPr>
-      </w:pPr>
-    </w:p>
-    <w:p>
-      <w:pPr>
-        <w:pStyle w:val="Normal"/>
-        <w:ind w:left="0"/>
-      </w:pPr>
-      <w:r>
-        <w:rPr>
+        <w:t>Future</w:t>
+      </w:r>
+    </w:p>
+    <w:p>
+      <w:pPr>
+        <w:pStyle w:val="Normal"/>
+        <w:rPr>
+          <w:b w:val="0"/>
+          <w:bCs w:val="0"/>
+          <w:u w:val="none"/>
+        </w:rPr>
+      </w:pPr>
+      <w:r>
+        <w:rPr>
+          <w:b w:val="0"/>
+          <w:bCs w:val="0"/>
+          <w:u w:val="none"/>
+        </w:rPr>
+        <w:t>GPU resource sharing</w:t>
+      </w:r>
+    </w:p>
+    <w:p>
+      <w:pPr>
+        <w:pStyle w:val="Normal"/>
+        <w:rPr>
+          <w:b w:val="0"/>
+          <w:bCs w:val="0"/>
+          <w:u w:val="none"/>
+        </w:rPr>
+      </w:pPr>
+      <w:r>
+        <w:rPr>
+          <w:b w:val="0"/>
+          <w:bCs w:val="0"/>
+          <w:u w:val="none"/>
+        </w:rPr>
+        <w:t xml:space="preserve">A proposed method to improve game streaming's scalability is adaptive graphics processing unit (GPU) resource scheduling. Most cloud gaming providers are using dedicated GPUs to each person playing a game. This leads to the best performance but can waste resources. With better GPU resource scheduling algorithms, if the game does not fully </w:t>
+      </w:r>
+      <w:r>
+        <w:rPr>
+          <w:b w:val="0"/>
+          <w:bCs w:val="0"/>
+          <w:u w:val="none"/>
+        </w:rPr>
+        <w:t>utilize</w:t>
+      </w:r>
+      <w:r>
+        <w:rPr>
+          <w:b w:val="0"/>
+          <w:bCs w:val="0"/>
+          <w:u w:val="none"/>
+        </w:rPr>
+        <w:t xml:space="preserve"> that GPU it can be used to help run someone else’s game simultaneously. In the past, “GPU virtualization was not used due to the inferior performance of the resource scheduling algorithm</w:t>
+      </w:r>
+      <w:r>
+        <w:rPr>
+          <w:b w:val="0"/>
+          <w:bCs w:val="0"/>
+          <w:u w:val="none"/>
+        </w:rPr>
+        <w:t>”.</w:t>
+      </w:r>
+      <w:r>
+        <w:rPr>
+          <w:b w:val="0"/>
+          <w:bCs w:val="0"/>
+          <w:u w:val="none"/>
+        </w:rPr>
+        <w:t xml:space="preserve"> However new resource management algorithms have been developed that can allow up to 90% of the GPUs original power to be </w:t>
+      </w:r>
+      <w:r>
+        <w:rPr>
+          <w:b w:val="0"/>
+          <w:bCs w:val="0"/>
+          <w:u w:val="none"/>
+        </w:rPr>
+        <w:t>ut</w:t>
+      </w:r>
+      <w:r>
+        <w:rPr>
+          <w:b w:val="0"/>
+          <w:bCs w:val="0"/>
+          <w:u w:val="none"/>
+        </w:rPr>
+        <w:t>ilized</w:t>
+      </w:r>
+      <w:r>
+        <w:rPr>
+          <w:b w:val="0"/>
+          <w:bCs w:val="0"/>
+          <w:u w:val="none"/>
+        </w:rPr>
+        <w:t xml:space="preserve"> e</w:t>
+      </w:r>
+      <w:r>
+        <w:rPr>
+          <w:b w:val="0"/>
+          <w:bCs w:val="0"/>
+          <w:u w:val="none"/>
+        </w:rPr>
+        <w:t>ven while being split among many users.</w:t>
+      </w:r>
+      <w:r>
+        <w:br/>
+      </w:r>
+    </w:p>
+    <w:p>
+      <w:pPr>
+        <w:pStyle w:val="Normal"/>
+        <w:rPr>
+          <w:b w:val="0"/>
+          <w:bCs w:val="0"/>
+          <w:u w:val="none"/>
+        </w:rPr>
+      </w:pPr>
+      <w:r>
+        <w:rPr>
+          <w:b w:val="0"/>
+          <w:bCs w:val="0"/>
+          <w:u w:val="none"/>
+        </w:rPr>
+        <w:t>Predictive input</w:t>
+      </w:r>
+    </w:p>
+    <w:p>
+      <w:pPr>
+        <w:pStyle w:val="Normal"/>
+      </w:pPr>
+      <w:r>
+        <w:rPr>
+          <w:b w:val="0"/>
+          <w:bCs w:val="0"/>
+          <w:u w:val="none"/>
+        </w:rPr>
+        <w:t>Algorithms could be used to help predict a player's next inputs, which could overcome the impact of latency in cloud gaming applications. Stadia's head of engineering Majd Bakar foresaw the future possibility of using such a concept to "[reduce] latency to the point where it's basically nonexistent", referring to this concept as "negative latency".</w:t>
+      </w:r>
+    </w:p>
+    <w:p>
+      <w:pPr>
+        <w:pStyle w:val="Normal"/>
+        <w:rPr>
+          <w:b w:val="0"/>
+          <w:bCs w:val="0"/>
+          <w:u w:val="none"/>
+        </w:rPr>
+      </w:pPr>
+    </w:p>
+    <w:p>
+      <w:pPr>
+        <w:pStyle w:val="Normal"/>
+        <w:rPr>
+          <w:b w:val="0"/>
+          <w:bCs w:val="0"/>
+          <w:u w:val="none"/>
+        </w:rPr>
+      </w:pPr>
+      <w:r>
+        <w:rPr/>
+        <w:t>/*</w:t>
+      </w:r>
+      <w:r>
+        <w:br/>
+      </w:r>
+      <w:r>
+        <w:rPr>
+          <w:b w:val="1"/>
+          <w:bCs w:val="1"/>
+          <w:sz w:val="28"/>
+          <w:szCs w:val="28"/>
           <w:u w:val="single"/>
         </w:rPr>
-        <w:t>Cloud Gaming</w:t>
-      </w:r>
-      <w:r>
-        <w:br/>
-      </w:r>
-      <w:r>
-        <w:br/>
-      </w:r>
-      <w:r>
-        <w:br/>
-      </w:r>
-    </w:p>
-    <w:p>
-      <w:pPr>
-        <w:pStyle w:val="Normal"/>
-        <w:ind w:left="0"/>
-      </w:pPr>
-      <w:r>
-        <w:rPr>
+        <w:t>Possible additions:</w:t>
+      </w:r>
+      <w:r>
+        <w:rPr>
+          <w:b w:val="1"/>
+          <w:bCs w:val="1"/>
           <w:u w:val="single"/>
         </w:rPr>
-        <w:t>Cloud based multiplayer games</w:t>
-      </w:r>
-      <w:r>
-        <w:rPr/>
         <w:t xml:space="preserve"> </w:t>
       </w:r>
-    </w:p>
-    <w:p>
-      <w:pPr>
-        <w:pStyle w:val="Normal"/>
-      </w:pPr>
-    </w:p>
-    <w:p>
-      <w:pPr>
-        <w:pStyle w:val="Normal"/>
-      </w:pPr>
-    </w:p>
-    <w:p>
-      <w:pPr>
-        <w:pStyle w:val="Normal"/>
-      </w:pPr>
-    </w:p>
-    <w:p>
-      <w:pPr>
-        <w:pStyle w:val="Normal"/>
-      </w:pPr>
-      <w:r>
-        <w:rPr/>
-        <w:t>Stadia</w:t>
-      </w:r>
-      <w:r>
-        <w:br/>
-      </w:r>
-      <w:r>
-        <w:rPr/>
-        <w:t>PS</w:t>
-      </w:r>
-      <w:r>
-        <w:br/>
-      </w:r>
-      <w:r>
-        <w:rPr/>
-        <w:t>Xbox</w:t>
-      </w:r>
-    </w:p>
-    <w:p>
-      <w:pPr>
-        <w:pStyle w:val="Normal"/>
-      </w:pPr>
-    </w:p>
-    <w:p>
-      <w:pPr>
-        <w:pStyle w:val="Normal"/>
-      </w:pPr>
-      <w:r>
-        <w:rPr/>
-        <w:t>Possible additions</w:t>
-      </w:r>
-      <w:r>
-        <w:rPr/>
-        <w:t>:</w:t>
-      </w:r>
-      <w:r>
-        <w:br/>
-      </w:r>
-      <w:r>
-        <w:rPr/>
-        <w:t xml:space="preserve">Types of services </w:t>
-      </w:r>
-      <w:r>
-        <w:br/>
-      </w:r>
-      <w:r>
-        <w:rPr/>
-        <w:t>Cloud model types</w:t>
-      </w:r>
-      <w:r>
-        <w:br/>
-      </w:r>
-      <w:r>
-        <w:rPr/>
-        <w:t xml:space="preserve">Cloud Security </w:t>
-      </w:r>
-      <w:r>
-        <w:br/>
-      </w:r>
-      <w:r>
-        <w:rPr/>
-        <w:t xml:space="preserve">Cloud </w:t>
-      </w:r>
-      <w:r>
-        <w:rPr/>
-        <w:t>Sustainability</w:t>
-      </w:r>
-      <w:r>
-        <w:rPr/>
+      <w:r>
+        <w:br/>
+      </w:r>
+      <w:r>
+        <w:br/>
+      </w:r>
+      <w:r>
+        <w:rPr>
+          <w:b w:val="0"/>
+          <w:bCs w:val="0"/>
+          <w:u w:val="none"/>
+        </w:rPr>
+        <w:t xml:space="preserve">Stadia </w:t>
+      </w:r>
+      <w:r>
+        <w:br/>
+      </w:r>
+      <w:r>
+        <w:rPr>
+          <w:b w:val="0"/>
+          <w:bCs w:val="0"/>
+          <w:u w:val="none"/>
+        </w:rPr>
+        <w:t xml:space="preserve">PS </w:t>
+      </w:r>
+      <w:r>
+        <w:br/>
+      </w:r>
+      <w:r>
+        <w:rPr>
+          <w:b w:val="0"/>
+          <w:bCs w:val="0"/>
+          <w:u w:val="none"/>
+        </w:rPr>
+        <w:t xml:space="preserve">Xbox </w:t>
+      </w:r>
+      <w:r>
+        <w:br/>
+      </w:r>
+      <w:r>
+        <w:rPr>
+          <w:b w:val="0"/>
+          <w:bCs w:val="0"/>
+          <w:u w:val="none"/>
+        </w:rPr>
+        <w:t xml:space="preserve">Types of services  </w:t>
+      </w:r>
+      <w:r>
+        <w:br/>
+      </w:r>
+      <w:r>
+        <w:rPr>
+          <w:b w:val="0"/>
+          <w:bCs w:val="0"/>
+          <w:u w:val="none"/>
+        </w:rPr>
+        <w:t xml:space="preserve">Cloud model </w:t>
+      </w:r>
+      <w:bookmarkStart w:name="_Int_m1cPcvZ9" w:id="292255933"/>
+      <w:r>
+        <w:rPr>
+          <w:b w:val="0"/>
+          <w:bCs w:val="0"/>
+          <w:u w:val="none"/>
+        </w:rPr>
+        <w:t>types</w:t>
+      </w:r>
+      <w:bookmarkEnd w:id="292255933"/>
+      <w:r>
+        <w:rPr>
+          <w:b w:val="0"/>
+          <w:bCs w:val="0"/>
+          <w:u w:val="none"/>
+        </w:rPr>
+        <w:t xml:space="preserve"> </w:t>
+      </w:r>
+      <w:r>
+        <w:br/>
+      </w:r>
+      <w:r>
+        <w:rPr>
+          <w:b w:val="0"/>
+          <w:bCs w:val="0"/>
+          <w:u w:val="none"/>
+        </w:rPr>
+        <w:t xml:space="preserve">Cloud Security  </w:t>
+      </w:r>
+      <w:r>
+        <w:br/>
+      </w:r>
+      <w:r>
+        <w:rPr>
+          <w:b w:val="0"/>
+          <w:bCs w:val="0"/>
+          <w:u w:val="none"/>
+        </w:rPr>
+        <w:t xml:space="preserve">Cloud Sustainability  </w:t>
+      </w:r>
+    </w:p>
+    <w:p>
+      <w:pPr>
+        <w:pStyle w:val="Normal"/>
+        <w:rPr>
+          <w:b w:val="0"/>
+          <w:bCs w:val="0"/>
+          <w:u w:val="none"/>
+        </w:rPr>
+      </w:pPr>
+      <w:r>
+        <w:rPr>
+          <w:b w:val="0"/>
+          <w:bCs w:val="0"/>
+          <w:u w:val="none"/>
+        </w:rPr>
+        <w:t>*/</w:t>
+      </w:r>
+      <w:r>
+        <w:rPr>
+          <w:b w:val="0"/>
+          <w:bCs w:val="0"/>
+          <w:u w:val="none"/>
+        </w:rPr>
         <w:t xml:space="preserve"> </w:t>
       </w:r>
     </w:p>
@@ -825,6 +2657,9 @@
     <int2:textHash int2:hashCode="OF8e1LnOx3Qe07" int2:id="4Wcr6mxz">
       <int2:state int2:type="AugLoop_Text_Critique" int2:value="Rejected"/>
     </int2:textHash>
+    <int2:bookmark int2:bookmarkName="_Int_m1cPcvZ9" int2:invalidationBookmarkName="" int2:hashCode="57H/9wB7Y1iSqP" int2:id="H1RkcUzg">
+      <int2:state int2:type="AugLoop_Text_Critique" int2:value="Rejected"/>
+    </int2:bookmark>
   </int2:observations>
   <int2:intelligenceSettings/>
 </int2:intelligence>
